--- a/交付成果/第4轮朗读优化版/朗读优化4周版/读书会10_八正道实践_4周资料包（朗读优化版）/Word版/00_主持人总指南.docx
+++ b/交付成果/第4轮朗读优化版/朗读优化4周版/读书会10_八正道实践_4周资料包（朗读优化版）/Word版/00_主持人总指南.docx
@@ -4,395 +4,344 @@
   <w:body>
     <w:p>
       <w:pPr>
-        <w:spacing w:before="160" w:after="80"/>
+        <w:jc w:val="right"/>
       </w:pPr>
       <w:r>
         <w:rPr>
-          <w:rFonts w:ascii="Microsoft YaHei" w:hAnsi="Microsoft YaHei" w:eastAsia="Microsoft YaHei"/>
+          <w:color w:val="888888"/>
+          <w:sz w:val="16"/>
+        </w:rPr>
+        <w:t>📅 最近更新：2026-09-22 17:18　|　第三版修订（4周版）：原8周连续两周合并为9环节、单讲120分钟</w:t>
+      </w:r>
+    </w:p>
+    <w:p>
+      <w:pPr>
+        <w:jc w:val="center"/>
+      </w:pPr>
+      <w:r>
+        <w:rPr>
           <w:b/>
           <w:color w:val="1F3864"/>
-          <w:sz w:val="34"/>
+          <w:sz w:val="36"/>
         </w:rPr>
         <w:t>🧭 八正道实践 · 主持人总指南（读书会10）</w:t>
       </w:r>
     </w:p>
     <w:p>
       <w:pPr>
-        <w:spacing w:before="40" w:after="80"/>
-        <w:ind w:left="283"/>
-        <w:shd w:val="clear" w:color="auto" w:fill="EEF2F8"/>
+        <w:ind w:left="170"/>
         <w:pBdr>
-          <w:left w:val="single" w:sz="20" w:space="6" w:color="1F3864"/>
+          <w:left w:val="single" w:sz="18" w:space="4" w:color="1F3864"/>
         </w:pBdr>
+        <w:shd w:val="clear" w:fill="F2F5FA"/>
       </w:pPr>
       <w:r>
         <w:rPr>
           <w:b/>
-          <w:sz w:val="20"/>
         </w:rPr>
         <w:t>读书会10：八正道实践（通用）</w:t>
       </w:r>
+    </w:p>
+    <w:p>
+      <w:pPr>
+        <w:ind w:left="170"/>
+        <w:pBdr>
+          <w:left w:val="single" w:sz="18" w:space="4" w:color="1F3864"/>
+        </w:pBdr>
+        <w:shd w:val="clear" w:fill="F2F5FA"/>
+      </w:pPr>
       <w:r>
         <w:rPr>
-          <w:sz w:val="20"/>
+          <w:b w:val="0"/>
         </w:rPr>
-        <w:t xml:space="preserve"> 基于知识库「古源尊者开示及上座部佛教资料」整理 适合：10人左右 · 每周1次 × 2小时 × 共8周 · 主持人零基础可带 ✅ </w:t>
+        <w:t>基于知识库「古源尊者开示及上座部佛教资料」整理</w:t>
+      </w:r>
+    </w:p>
+    <w:p>
+      <w:pPr>
+        <w:ind w:left="170"/>
+        <w:pBdr>
+          <w:left w:val="single" w:sz="18" w:space="4" w:color="1F3864"/>
+        </w:pBdr>
+        <w:shd w:val="clear" w:fill="F2F5FA"/>
+      </w:pPr>
+      <w:r>
+        <w:rPr>
+          <w:b w:val="0"/>
+        </w:rPr>
+        <w:t>适合：10人左右 · 每周1次 × 2小时 × 共8周 · 主持人零基础可带</w:t>
+      </w:r>
+    </w:p>
+    <w:p>
+      <w:pPr>
+        <w:ind w:left="170"/>
+        <w:pBdr>
+          <w:left w:val="single" w:sz="18" w:space="4" w:color="1F3864"/>
+        </w:pBdr>
+        <w:shd w:val="clear" w:fill="F2F5FA"/>
+      </w:pPr>
+      <w:r>
+        <w:rPr>
+          <w:b w:val="0"/>
+        </w:rPr>
+        <w:t xml:space="preserve">✅ </w:t>
       </w:r>
       <w:r>
         <w:rPr>
           <w:b/>
-          <w:sz w:val="20"/>
         </w:rPr>
         <w:t>全部原文文字已直接呈现在本资料包中（含《原文全集》），使用过程中无需再去查知识库</w:t>
       </w:r>
     </w:p>
     <w:p>
-      <w:pPr>
-        <w:spacing w:before="160" w:after="80"/>
-      </w:pPr>
       <w:r>
         <w:rPr>
-          <w:rFonts w:ascii="Microsoft YaHei" w:hAnsi="Microsoft YaHei" w:eastAsia="Microsoft YaHei"/>
           <w:b/>
           <w:color w:val="1F3864"/>
-          <w:sz w:val="28"/>
+          <w:sz w:val="26"/>
         </w:rPr>
         <w:t>一、本系列定位：八正道实践（20系列之10）</w:t>
       </w:r>
     </w:p>
     <w:p>
       <w:pPr>
-        <w:ind w:left="340"/>
+        <w:pStyle w:val="ListBullet"/>
       </w:pPr>
       <w:r>
         <w:rPr>
-          <w:color w:val="1F3864"/>
-          <w:sz w:val="21"/>
-        </w:rPr>
-        <w:t xml:space="preserve">• </w:t>
-      </w:r>
-      <w:r>
-        <w:rPr>
-          <w:sz w:val="21"/>
+          <w:b w:val="0"/>
         </w:rPr>
         <w:t>本系列是整套20个系列读书会中的</w:t>
       </w:r>
       <w:r>
         <w:rPr>
           <w:b/>
-          <w:sz w:val="21"/>
         </w:rPr>
         <w:t>第10站</w:t>
       </w:r>
       <w:r>
         <w:rPr>
-          <w:sz w:val="21"/>
+          <w:b w:val="0"/>
         </w:rPr>
         <w:t>，主题为</w:t>
       </w:r>
       <w:r>
         <w:rPr>
           <w:b/>
-          <w:sz w:val="21"/>
         </w:rPr>
         <w:t>八正道实践</w:t>
       </w:r>
       <w:r>
         <w:rPr>
-          <w:sz w:val="21"/>
+          <w:b w:val="0"/>
         </w:rPr>
         <w:t>：把"道路"一支一支地走一遍，而不是只把名相背一遍。</w:t>
       </w:r>
     </w:p>
     <w:p>
       <w:pPr>
-        <w:ind w:left="340"/>
+        <w:pStyle w:val="ListBullet"/>
       </w:pPr>
       <w:r>
         <w:rPr>
-          <w:color w:val="1F3864"/>
-          <w:sz w:val="21"/>
-        </w:rPr>
-        <w:t xml:space="preserve">• </w:t>
-      </w:r>
-      <w:r>
-        <w:rPr>
-          <w:sz w:val="21"/>
+          <w:b w:val="0"/>
         </w:rPr>
         <w:t>义理上</w:t>
       </w:r>
       <w:r>
         <w:rPr>
           <w:b/>
-          <w:sz w:val="21"/>
         </w:rPr>
         <w:t>接续读书会09《四圣谛（二）——灭与道》</w:t>
       </w:r>
       <w:r>
         <w:rPr>
-          <w:sz w:val="21"/>
+          <w:b w:val="0"/>
         </w:rPr>
         <w:t>：灭谛（涅槃、爱欲熄灭）与道谛的</w:t>
       </w:r>
       <w:r>
         <w:rPr>
           <w:b/>
-          <w:sz w:val="21"/>
         </w:rPr>
         <w:t>整体架构</w:t>
       </w:r>
       <w:r>
         <w:rPr>
-          <w:sz w:val="21"/>
+          <w:b w:val="0"/>
         </w:rPr>
         <w:t>在09讲清；本系列随之</w:t>
       </w:r>
       <w:r>
         <w:rPr>
           <w:b/>
-          <w:sz w:val="21"/>
         </w:rPr>
         <w:t>逐支展开道路实践</w:t>
       </w:r>
       <w:r>
         <w:rPr>
-          <w:sz w:val="21"/>
+          <w:b w:val="0"/>
         </w:rPr>
         <w:t>——从总纲（中道）到八支，最后以十二道分整合收尾，落到生活化的实践路径。</w:t>
       </w:r>
     </w:p>
     <w:p>
       <w:pPr>
-        <w:ind w:left="340"/>
+        <w:pStyle w:val="ListBullet"/>
       </w:pPr>
       <w:r>
         <w:rPr>
-          <w:color w:val="1F3864"/>
-          <w:sz w:val="21"/>
-        </w:rPr>
-        <w:t xml:space="preserve">• </w:t>
-      </w:r>
-      <w:r>
-        <w:rPr>
-          <w:sz w:val="21"/>
+          <w:b w:val="0"/>
         </w:rPr>
         <w:t>主线一句话：</w:t>
       </w:r>
       <w:r>
         <w:rPr>
           <w:b/>
-          <w:sz w:val="21"/>
         </w:rPr>
         <w:t>W1 立总纲（中道即八支圣道）→ W2-W7 逐支走（正见→正思维→戒学三支→正精进→正念→正定）→ W8 整合上路（十二道分与八正道在生活中的实践路径）</w:t>
       </w:r>
       <w:r>
         <w:rPr>
-          <w:sz w:val="21"/>
+          <w:b w:val="0"/>
         </w:rPr>
         <w:t>。</w:t>
       </w:r>
     </w:p>
     <w:p>
       <w:pPr>
-        <w:ind w:left="340"/>
+        <w:pStyle w:val="ListBullet"/>
       </w:pPr>
       <w:r>
         <w:rPr>
-          <w:color w:val="1F3864"/>
-          <w:sz w:val="21"/>
-        </w:rPr>
-        <w:t xml:space="preserve">• </w:t>
-      </w:r>
-      <w:r>
-        <w:rPr>
           <w:b/>
-          <w:sz w:val="21"/>
         </w:rPr>
         <w:t>八支的排布有内在次第</w:t>
       </w:r>
       <w:r>
         <w:rPr>
-          <w:sz w:val="21"/>
+          <w:b w:val="0"/>
         </w:rPr>
         <w:t>（对应 W1 材料②"八道支三蕴归属"的展开）：正见、正思维属慧之 side——先立"眼睛"（W2-W3）；正语、正业、正命属戒之面——先管住言行与生计（W4）；正精进、正念、正定属定之功——再谈心的训练（W5-W7）。W1 先以《转法轮经》中道章立总纲，W8 再以十二道分把八支＋四邪道支合起来看。</w:t>
       </w:r>
     </w:p>
     <w:p>
       <w:pPr>
-        <w:ind w:left="340"/>
+        <w:pStyle w:val="ListBullet"/>
       </w:pPr>
       <w:r>
         <w:rPr>
-          <w:color w:val="1F3864"/>
-          <w:sz w:val="21"/>
-        </w:rPr>
-        <w:t xml:space="preserve">• </w:t>
-      </w:r>
-      <w:r>
-        <w:rPr>
-          <w:sz w:val="21"/>
+          <w:b w:val="0"/>
         </w:rPr>
         <w:t>每一支都"即学即用"：本系列不预设任何禅修或义理基础，讨论题、禅修练习、作业全部零门槛，可独立参加。</w:t>
       </w:r>
     </w:p>
     <w:p>
       <w:pPr>
-        <w:ind w:left="340"/>
+        <w:pStyle w:val="ListBullet"/>
       </w:pPr>
       <w:r>
         <w:rPr>
-          <w:color w:val="1F3864"/>
-          <w:sz w:val="21"/>
-        </w:rPr>
-        <w:t xml:space="preserve">• </w:t>
-      </w:r>
-      <w:r>
-        <w:rPr>
-          <w:sz w:val="21"/>
+          <w:b w:val="0"/>
         </w:rPr>
         <w:t>本系列</w:t>
       </w:r>
       <w:r>
         <w:rPr>
           <w:b/>
-          <w:sz w:val="21"/>
         </w:rPr>
         <w:t>不展开</w:t>
       </w:r>
       <w:r>
         <w:rPr>
-          <w:sz w:val="21"/>
+          <w:b w:val="0"/>
         </w:rPr>
         <w:t>的内容（已归邻系列，详见第七节"跨系列边界说明"，均在《_制作蓝图_读书10.md》注明）：灭谛与道谛整体架构（归09）、安般十六步与取相禅相详法（归01）、五戒八戒戒条开遮持犯（归04）、身念处十随念与威仪路详法（归06）、《应作慈爱经》整篇共读（归02）、186-196讲各版本（07/08已用）。</w:t>
       </w:r>
     </w:p>
     <w:p>
-      <w:pPr>
-        <w:spacing w:before="160" w:after="80"/>
-      </w:pPr>
       <w:r>
         <w:rPr>
-          <w:rFonts w:ascii="Microsoft YaHei" w:hAnsi="Microsoft YaHei" w:eastAsia="Microsoft YaHei"/>
           <w:b/>
           <w:color w:val="1F3864"/>
-          <w:sz w:val="28"/>
+          <w:sz w:val="26"/>
         </w:rPr>
         <w:t>二、你不是老师，是"共学同行者"</w:t>
       </w:r>
     </w:p>
     <w:p>
       <w:pPr>
-        <w:ind w:left="340"/>
+        <w:pStyle w:val="ListBullet"/>
       </w:pPr>
       <w:r>
         <w:rPr>
-          <w:color w:val="1F3864"/>
-          <w:sz w:val="21"/>
-        </w:rPr>
-        <w:t xml:space="preserve">• </w:t>
-      </w:r>
-      <w:r>
-        <w:rPr>
-          <w:sz w:val="21"/>
+          <w:b w:val="0"/>
         </w:rPr>
         <w:t>本读书会的每一讲都可以换新主持人；主持人自己也是新人，</w:t>
       </w:r>
       <w:r>
         <w:rPr>
           <w:b/>
-          <w:sz w:val="21"/>
         </w:rPr>
         <w:t>不需要懂阿毗达摩、不需要解释法义</w:t>
       </w:r>
       <w:r>
         <w:rPr>
-          <w:sz w:val="21"/>
+          <w:b w:val="0"/>
         </w:rPr>
         <w:t>。</w:t>
       </w:r>
     </w:p>
     <w:p>
       <w:pPr>
-        <w:ind w:left="340"/>
+        <w:pStyle w:val="ListBullet"/>
       </w:pPr>
       <w:r>
         <w:rPr>
-          <w:color w:val="1F3864"/>
-          <w:sz w:val="21"/>
-        </w:rPr>
-        <w:t xml:space="preserve">• </w:t>
-      </w:r>
-      <w:r>
-        <w:rPr>
-          <w:sz w:val="21"/>
+          <w:b w:val="0"/>
         </w:rPr>
         <w:t>你的全部职责：按流程推进、让大家轮流读原文、确保每个人都被听见、时间到了就推进、最后一起回向。</w:t>
       </w:r>
     </w:p>
     <w:p>
       <w:pPr>
-        <w:ind w:left="340"/>
+        <w:pStyle w:val="ListBullet"/>
       </w:pPr>
       <w:r>
         <w:rPr>
-          <w:color w:val="1F3864"/>
-          <w:sz w:val="21"/>
-        </w:rPr>
-        <w:t xml:space="preserve">• </w:t>
-      </w:r>
-      <w:r>
-        <w:rPr>
-          <w:sz w:val="21"/>
+          <w:b w:val="0"/>
         </w:rPr>
         <w:t>有人问"这个词什么意思"——标准答案："我们跟着原文读，读几周自然就熟了。"</w:t>
       </w:r>
     </w:p>
     <w:p>
       <w:pPr>
-        <w:ind w:left="340"/>
+        <w:pStyle w:val="ListBullet"/>
       </w:pPr>
       <w:r>
         <w:rPr>
-          <w:color w:val="1F3864"/>
-          <w:sz w:val="21"/>
-        </w:rPr>
-        <w:t xml:space="preserve">• </w:t>
-      </w:r>
-      <w:r>
-        <w:rPr>
-          <w:sz w:val="21"/>
+          <w:b w:val="0"/>
         </w:rPr>
         <w:t>有人问"正确答案是什么"——标准答案："先听听大家的看法。"原文说了什么，比"谁说得对"重要。</w:t>
       </w:r>
     </w:p>
     <w:p>
       <w:pPr>
-        <w:ind w:left="340"/>
+        <w:pStyle w:val="ListBullet"/>
       </w:pPr>
       <w:r>
         <w:rPr>
-          <w:color w:val="1F3864"/>
-          <w:sz w:val="21"/>
-        </w:rPr>
-        <w:t xml:space="preserve">• </w:t>
-      </w:r>
-      <w:r>
-        <w:rPr>
-          <w:sz w:val="21"/>
+          <w:b w:val="0"/>
         </w:rPr>
         <w:t>八正道系列特别提示：八支圣道是"自己的事"。讨论时只对照自己的心，不指认别人的"邪见／邪思维"——本系列多处强调"对镜自照"，这也是收官周的基本礼仪。</w:t>
       </w:r>
     </w:p>
     <w:p>
-      <w:pPr>
-        <w:spacing w:before="160" w:after="80"/>
-      </w:pPr>
       <w:r>
         <w:rPr>
-          <w:rFonts w:ascii="Microsoft YaHei" w:hAnsi="Microsoft YaHei" w:eastAsia="Microsoft YaHei"/>
           <w:b/>
           <w:color w:val="1F3864"/>
-          <w:sz w:val="28"/>
+          <w:sz w:val="26"/>
         </w:rPr>
         <w:t>三、120分钟标准流程（每周相同）</w:t>
       </w:r>
@@ -401,7 +350,6 @@
       <w:tblPr>
         <w:tblStyle w:val="TableGrid"/>
         <w:tblW w:type="auto" w:w="0"/>
-        <w:jc w:val="center"/>
         <w:tblLook w:firstColumn="1" w:firstRow="1" w:lastColumn="0" w:lastRow="0" w:noHBand="0" w:noVBand="1" w:val="04A0"/>
       </w:tblPr>
       <w:tblGrid>
@@ -413,17 +361,20 @@
         <w:tc>
           <w:tcPr>
             <w:tcW w:type="dxa" w:w="3213"/>
-            <w:shd w:val="clear" w:color="auto" w:fill="1F3864"/>
+            <w:shd w:val="clear" w:fill="1F3864"/>
           </w:tcPr>
           <w:p>
-            <w:pPr>
-              <w:spacing w:after="20"/>
-            </w:pPr>
             <w:r>
               <w:rPr>
-                <w:b/>
                 <w:color w:val="FFFFFF"/>
-                <w:sz w:val="19"/>
+                <w:sz w:val="18"/>
+              </w:rPr>
+            </w:r>
+            <w:r>
+              <w:rPr>
+                <w:b w:val="0"/>
+                <w:color w:val="FFFFFF"/>
+                <w:sz w:val="18"/>
               </w:rPr>
               <w:t>环节</w:t>
             </w:r>
@@ -432,17 +383,20 @@
         <w:tc>
           <w:tcPr>
             <w:tcW w:type="dxa" w:w="3213"/>
-            <w:shd w:val="clear" w:color="auto" w:fill="1F3864"/>
+            <w:shd w:val="clear" w:fill="1F3864"/>
           </w:tcPr>
           <w:p>
-            <w:pPr>
-              <w:spacing w:after="20"/>
-            </w:pPr>
             <w:r>
               <w:rPr>
-                <w:b/>
                 <w:color w:val="FFFFFF"/>
-                <w:sz w:val="19"/>
+                <w:sz w:val="18"/>
+              </w:rPr>
+            </w:r>
+            <w:r>
+              <w:rPr>
+                <w:b w:val="0"/>
+                <w:color w:val="FFFFFF"/>
+                <w:sz w:val="18"/>
               </w:rPr>
               <w:t>时长</w:t>
             </w:r>
@@ -451,17 +405,20 @@
         <w:tc>
           <w:tcPr>
             <w:tcW w:type="dxa" w:w="3213"/>
-            <w:shd w:val="clear" w:color="auto" w:fill="1F3864"/>
+            <w:shd w:val="clear" w:fill="1F3864"/>
           </w:tcPr>
           <w:p>
-            <w:pPr>
-              <w:spacing w:after="20"/>
-            </w:pPr>
             <w:r>
               <w:rPr>
-                <w:b/>
                 <w:color w:val="FFFFFF"/>
-                <w:sz w:val="19"/>
+                <w:sz w:val="18"/>
+              </w:rPr>
+            </w:r>
+            <w:r>
+              <w:rPr>
+                <w:b w:val="0"/>
+                <w:color w:val="FFFFFF"/>
+                <w:sz w:val="18"/>
               </w:rPr>
               <w:t>内容</w:t>
             </w:r>
@@ -474,12 +431,15 @@
             <w:tcW w:type="dxa" w:w="3213"/>
           </w:tcPr>
           <w:p>
-            <w:pPr>
-              <w:spacing w:after="20"/>
-            </w:pPr>
             <w:r>
               <w:rPr>
-                <w:sz w:val="19"/>
+                <w:sz w:val="18"/>
+              </w:rPr>
+            </w:r>
+            <w:r>
+              <w:rPr>
+                <w:b w:val="0"/>
+                <w:sz w:val="18"/>
               </w:rPr>
               <w:t>🧘 静心开场</w:t>
             </w:r>
@@ -490,12 +450,15 @@
             <w:tcW w:type="dxa" w:w="3213"/>
           </w:tcPr>
           <w:p>
-            <w:pPr>
-              <w:spacing w:after="20"/>
-            </w:pPr>
             <w:r>
               <w:rPr>
-                <w:sz w:val="19"/>
+                <w:sz w:val="18"/>
+              </w:rPr>
+            </w:r>
+            <w:r>
+              <w:rPr>
+                <w:b w:val="0"/>
+                <w:sz w:val="18"/>
               </w:rPr>
               <w:t>10 min</w:t>
             </w:r>
@@ -506,12 +469,15 @@
             <w:tcW w:type="dxa" w:w="3213"/>
           </w:tcPr>
           <w:p>
-            <w:pPr>
-              <w:spacing w:after="20"/>
-            </w:pPr>
             <w:r>
               <w:rPr>
-                <w:sz w:val="19"/>
+                <w:sz w:val="18"/>
+              </w:rPr>
+            </w:r>
+            <w:r>
+              <w:rPr>
+                <w:b w:val="0"/>
+                <w:sz w:val="18"/>
               </w:rPr>
               <w:t>静坐1分钟＋主持人引导语（每讲已写好，照读即可）</w:t>
             </w:r>
@@ -522,15 +488,18 @@
         <w:tc>
           <w:tcPr>
             <w:tcW w:type="dxa" w:w="3213"/>
-            <w:shd w:val="clear" w:color="auto" w:fill="F2F2F2"/>
+            <w:shd w:val="clear" w:fill="F2F5FA"/>
           </w:tcPr>
           <w:p>
-            <w:pPr>
-              <w:spacing w:after="20"/>
-            </w:pPr>
             <w:r>
               <w:rPr>
-                <w:sz w:val="19"/>
+                <w:sz w:val="18"/>
+              </w:rPr>
+            </w:r>
+            <w:r>
+              <w:rPr>
+                <w:b w:val="0"/>
+                <w:sz w:val="18"/>
               </w:rPr>
               <w:t>📖 共读原文</w:t>
             </w:r>
@@ -539,15 +508,18 @@
         <w:tc>
           <w:tcPr>
             <w:tcW w:type="dxa" w:w="3213"/>
-            <w:shd w:val="clear" w:color="auto" w:fill="F2F2F2"/>
+            <w:shd w:val="clear" w:fill="F2F5FA"/>
           </w:tcPr>
           <w:p>
-            <w:pPr>
-              <w:spacing w:after="20"/>
-            </w:pPr>
             <w:r>
               <w:rPr>
-                <w:sz w:val="19"/>
+                <w:sz w:val="18"/>
+              </w:rPr>
+            </w:r>
+            <w:r>
+              <w:rPr>
+                <w:b w:val="0"/>
+                <w:sz w:val="18"/>
               </w:rPr>
               <w:t>25 min</w:t>
             </w:r>
@@ -556,15 +528,18 @@
         <w:tc>
           <w:tcPr>
             <w:tcW w:type="dxa" w:w="3213"/>
-            <w:shd w:val="clear" w:color="auto" w:fill="F2F2F2"/>
+            <w:shd w:val="clear" w:fill="F2F5FA"/>
           </w:tcPr>
           <w:p>
-            <w:pPr>
-              <w:spacing w:after="20"/>
-            </w:pPr>
             <w:r>
               <w:rPr>
-                <w:sz w:val="19"/>
+                <w:sz w:val="18"/>
+              </w:rPr>
+            </w:r>
+            <w:r>
+              <w:rPr>
+                <w:b w:val="0"/>
+                <w:sz w:val="18"/>
               </w:rPr>
               <w:t>2—4段原文，轮流朗读；★核心必读／◈扩展可选</w:t>
             </w:r>
@@ -577,12 +552,15 @@
             <w:tcW w:type="dxa" w:w="3213"/>
           </w:tcPr>
           <w:p>
-            <w:pPr>
-              <w:spacing w:after="20"/>
-            </w:pPr>
             <w:r>
               <w:rPr>
-                <w:sz w:val="19"/>
+                <w:sz w:val="18"/>
+              </w:rPr>
+            </w:r>
+            <w:r>
+              <w:rPr>
+                <w:b w:val="0"/>
+                <w:sz w:val="18"/>
               </w:rPr>
               <w:t>💬 第一轮分享</w:t>
             </w:r>
@@ -593,12 +571,15 @@
             <w:tcW w:type="dxa" w:w="3213"/>
           </w:tcPr>
           <w:p>
-            <w:pPr>
-              <w:spacing w:after="20"/>
-            </w:pPr>
             <w:r>
               <w:rPr>
-                <w:sz w:val="19"/>
+                <w:sz w:val="18"/>
+              </w:rPr>
+            </w:r>
+            <w:r>
+              <w:rPr>
+                <w:b w:val="0"/>
+                <w:sz w:val="18"/>
               </w:rPr>
               <w:t>20 min</w:t>
             </w:r>
@@ -609,12 +590,15 @@
             <w:tcW w:type="dxa" w:w="3213"/>
           </w:tcPr>
           <w:p>
-            <w:pPr>
-              <w:spacing w:after="20"/>
-            </w:pPr>
             <w:r>
               <w:rPr>
-                <w:sz w:val="19"/>
+                <w:sz w:val="18"/>
+              </w:rPr>
+            </w:r>
+            <w:r>
+              <w:rPr>
+                <w:b w:val="0"/>
+                <w:sz w:val="18"/>
               </w:rPr>
               <w:t>每人说一句"最触动我的话"，只说不评论</w:t>
             </w:r>
@@ -625,15 +609,18 @@
         <w:tc>
           <w:tcPr>
             <w:tcW w:type="dxa" w:w="3213"/>
-            <w:shd w:val="clear" w:color="auto" w:fill="F2F2F2"/>
+            <w:shd w:val="clear" w:fill="F2F5FA"/>
           </w:tcPr>
           <w:p>
-            <w:pPr>
-              <w:spacing w:after="20"/>
-            </w:pPr>
             <w:r>
               <w:rPr>
-                <w:sz w:val="19"/>
+                <w:sz w:val="18"/>
+              </w:rPr>
+            </w:r>
+            <w:r>
+              <w:rPr>
+                <w:b w:val="0"/>
+                <w:sz w:val="18"/>
               </w:rPr>
               <w:t>🎯 主题讨论</w:t>
             </w:r>
@@ -642,15 +629,18 @@
         <w:tc>
           <w:tcPr>
             <w:tcW w:type="dxa" w:w="3213"/>
-            <w:shd w:val="clear" w:color="auto" w:fill="F2F2F2"/>
+            <w:shd w:val="clear" w:fill="F2F5FA"/>
           </w:tcPr>
           <w:p>
-            <w:pPr>
-              <w:spacing w:after="20"/>
-            </w:pPr>
             <w:r>
               <w:rPr>
-                <w:sz w:val="19"/>
+                <w:sz w:val="18"/>
+              </w:rPr>
+            </w:r>
+            <w:r>
+              <w:rPr>
+                <w:b w:val="0"/>
+                <w:sz w:val="18"/>
               </w:rPr>
               <w:t>35 min</w:t>
             </w:r>
@@ -659,15 +649,18 @@
         <w:tc>
           <w:tcPr>
             <w:tcW w:type="dxa" w:w="3213"/>
-            <w:shd w:val="clear" w:color="auto" w:fill="F2F2F2"/>
+            <w:shd w:val="clear" w:fill="F2F5FA"/>
           </w:tcPr>
           <w:p>
-            <w:pPr>
-              <w:spacing w:after="20"/>
-            </w:pPr>
             <w:r>
               <w:rPr>
-                <w:sz w:val="19"/>
+                <w:sz w:val="18"/>
+              </w:rPr>
+            </w:r>
+            <w:r>
+              <w:rPr>
+                <w:b w:val="0"/>
+                <w:sz w:val="18"/>
               </w:rPr>
               <w:t>3个问题（问题①★必答），主持人只引导不给答案</w:t>
             </w:r>
@@ -680,12 +673,15 @@
             <w:tcW w:type="dxa" w:w="3213"/>
           </w:tcPr>
           <w:p>
-            <w:pPr>
-              <w:spacing w:after="20"/>
-            </w:pPr>
             <w:r>
               <w:rPr>
-                <w:sz w:val="19"/>
+                <w:sz w:val="18"/>
+              </w:rPr>
+            </w:r>
+            <w:r>
+              <w:rPr>
+                <w:b w:val="0"/>
+                <w:sz w:val="18"/>
               </w:rPr>
               <w:t>🧘 禅修练习</w:t>
             </w:r>
@@ -696,12 +692,15 @@
             <w:tcW w:type="dxa" w:w="3213"/>
           </w:tcPr>
           <w:p>
-            <w:pPr>
-              <w:spacing w:after="20"/>
-            </w:pPr>
             <w:r>
               <w:rPr>
-                <w:sz w:val="19"/>
+                <w:sz w:val="18"/>
+              </w:rPr>
+            </w:r>
+            <w:r>
+              <w:rPr>
+                <w:b w:val="0"/>
+                <w:sz w:val="18"/>
               </w:rPr>
               <w:t>15 min</w:t>
             </w:r>
@@ -712,12 +711,15 @@
             <w:tcW w:type="dxa" w:w="3213"/>
           </w:tcPr>
           <w:p>
-            <w:pPr>
-              <w:spacing w:after="20"/>
-            </w:pPr>
             <w:r>
               <w:rPr>
-                <w:sz w:val="19"/>
+                <w:sz w:val="18"/>
+              </w:rPr>
+            </w:r>
+            <w:r>
+              <w:rPr>
+                <w:b w:val="0"/>
+                <w:sz w:val="18"/>
               </w:rPr>
               <w:t>照读本讲引导词（每讲已写好，全部零门槛，照读即可）</w:t>
             </w:r>
@@ -728,15 +730,18 @@
         <w:tc>
           <w:tcPr>
             <w:tcW w:type="dxa" w:w="3213"/>
-            <w:shd w:val="clear" w:color="auto" w:fill="F2F2F2"/>
+            <w:shd w:val="clear" w:fill="F2F5FA"/>
           </w:tcPr>
           <w:p>
-            <w:pPr>
-              <w:spacing w:after="20"/>
-            </w:pPr>
             <w:r>
               <w:rPr>
-                <w:sz w:val="19"/>
+                <w:sz w:val="18"/>
+              </w:rPr>
+            </w:r>
+            <w:r>
+              <w:rPr>
+                <w:b w:val="0"/>
+                <w:sz w:val="18"/>
               </w:rPr>
               <w:t>🔚 收尾回向</w:t>
             </w:r>
@@ -745,15 +750,18 @@
         <w:tc>
           <w:tcPr>
             <w:tcW w:type="dxa" w:w="3213"/>
-            <w:shd w:val="clear" w:color="auto" w:fill="F2F2F2"/>
+            <w:shd w:val="clear" w:fill="F2F5FA"/>
           </w:tcPr>
           <w:p>
-            <w:pPr>
-              <w:spacing w:after="20"/>
-            </w:pPr>
             <w:r>
               <w:rPr>
-                <w:sz w:val="19"/>
+                <w:sz w:val="18"/>
+              </w:rPr>
+            </w:r>
+            <w:r>
+              <w:rPr>
+                <w:b w:val="0"/>
+                <w:sz w:val="18"/>
               </w:rPr>
               <w:t>15 min</w:t>
             </w:r>
@@ -762,15 +770,18 @@
         <w:tc>
           <w:tcPr>
             <w:tcW w:type="dxa" w:w="3213"/>
-            <w:shd w:val="clear" w:color="auto" w:fill="F2F2F2"/>
+            <w:shd w:val="clear" w:fill="F2F5FA"/>
           </w:tcPr>
           <w:p>
-            <w:pPr>
-              <w:spacing w:after="20"/>
-            </w:pPr>
             <w:r>
               <w:rPr>
-                <w:sz w:val="19"/>
+                <w:sz w:val="18"/>
+              </w:rPr>
+            </w:r>
+            <w:r>
+              <w:rPr>
+                <w:b w:val="0"/>
+                <w:sz w:val="18"/>
               </w:rPr>
               <w:t>一句话收获→下周预告→作业→回向文</w:t>
             </w:r>
@@ -781,144 +792,106 @@
     <w:p>
       <w:r>
         <w:rPr>
-          <w:sz w:val="21"/>
+          <w:b w:val="0"/>
         </w:rPr>
         <w:t>各环节主持要点（八正道系列版）：</w:t>
       </w:r>
     </w:p>
     <w:p>
       <w:pPr>
-        <w:ind w:left="340"/>
+        <w:pStyle w:val="ListBullet"/>
       </w:pPr>
       <w:r>
         <w:rPr>
-          <w:color w:val="1F3864"/>
-          <w:sz w:val="21"/>
-        </w:rPr>
-        <w:t xml:space="preserve">• </w:t>
-      </w:r>
-      <w:r>
-        <w:rPr>
           <w:b/>
-          <w:sz w:val="21"/>
         </w:rPr>
         <w:t>共读原文</w:t>
       </w:r>
       <w:r>
         <w:rPr>
-          <w:sz w:val="21"/>
+          <w:b w:val="0"/>
         </w:rPr>
         <w:t>：本系列每周材料编号①②（③④为补充／扩展），朗读顺序按每周文档的★／◈标记走；遇到音声转写段落，括注（ ）内为整理注记，朗读时跳过。</w:t>
       </w:r>
     </w:p>
     <w:p>
       <w:pPr>
-        <w:ind w:left="340"/>
+        <w:pStyle w:val="ListBullet"/>
       </w:pPr>
       <w:r>
         <w:rPr>
-          <w:color w:val="1F3864"/>
-          <w:sz w:val="21"/>
-        </w:rPr>
-        <w:t xml:space="preserve">• </w:t>
-      </w:r>
-      <w:r>
-        <w:rPr>
           <w:b/>
-          <w:sz w:val="21"/>
         </w:rPr>
         <w:t>第一轮分享</w:t>
       </w:r>
       <w:r>
         <w:rPr>
-          <w:sz w:val="21"/>
+          <w:b w:val="0"/>
         </w:rPr>
         <w:t>："最触动我的话"允许只念原文不发表感想的变体——"这句话我念给大家听"，同样算发言。</w:t>
       </w:r>
     </w:p>
     <w:p>
       <w:pPr>
-        <w:ind w:left="340"/>
+        <w:pStyle w:val="ListBullet"/>
       </w:pPr>
       <w:r>
         <w:rPr>
-          <w:color w:val="1F3864"/>
-          <w:sz w:val="21"/>
-        </w:rPr>
-        <w:t xml:space="preserve">• </w:t>
-      </w:r>
-      <w:r>
-        <w:rPr>
           <w:b/>
-          <w:sz w:val="21"/>
         </w:rPr>
         <w:t>主题讨论</w:t>
       </w:r>
       <w:r>
         <w:rPr>
-          <w:sz w:val="21"/>
+          <w:b w:val="0"/>
         </w:rPr>
         <w:t>：涉及"我有没有邪见／邪思维／不善精进"这类问题时，先申明"说与不说都好，说的时候只说自己"。</w:t>
       </w:r>
     </w:p>
     <w:p>
       <w:pPr>
-        <w:ind w:left="340"/>
+        <w:pStyle w:val="ListBullet"/>
       </w:pPr>
       <w:r>
         <w:rPr>
-          <w:color w:val="1F3864"/>
-          <w:sz w:val="21"/>
-        </w:rPr>
-        <w:t xml:space="preserve">• </w:t>
-      </w:r>
-      <w:r>
-        <w:rPr>
           <w:b/>
-          <w:sz w:val="21"/>
         </w:rPr>
         <w:t>禅修练习</w:t>
       </w:r>
       <w:r>
         <w:rPr>
-          <w:sz w:val="21"/>
+          <w:b w:val="0"/>
         </w:rPr>
         <w:t>：W7 正定练习不引导任何人"追求境界"，只做五禅支的粗浅体察与放松；具体分寸见当周特别提醒。</w:t>
       </w:r>
     </w:p>
     <w:p>
       <w:pPr>
-        <w:spacing w:before="40" w:after="80"/>
-        <w:ind w:left="283"/>
-        <w:shd w:val="clear" w:color="auto" w:fill="EEF2F8"/>
+        <w:ind w:left="170"/>
         <w:pBdr>
-          <w:left w:val="single" w:sz="20" w:space="6" w:color="1F3864"/>
+          <w:left w:val="single" w:sz="18" w:space="4" w:color="1F3864"/>
         </w:pBdr>
+        <w:shd w:val="clear" w:fill="F2F5FA"/>
       </w:pPr>
       <w:r>
         <w:rPr>
-          <w:sz w:val="20"/>
+          <w:b w:val="0"/>
         </w:rPr>
         <w:t>⏱ 每一讲都附《时间弹性指南》：时间不够→只读★段＋只讨论问题①；时间富余→读◈段＋用扩展内容包。</w:t>
       </w:r>
       <w:r>
         <w:rPr>
           <w:b/>
-          <w:sz w:val="20"/>
         </w:rPr>
         <w:t>原则：讨论比读完重要，体验比讲完重要。</w:t>
       </w:r>
     </w:p>
     <w:p>
-      <w:pPr>
-        <w:spacing w:before="160" w:after="80"/>
-      </w:pPr>
       <w:r>
         <w:rPr>
-          <w:rFonts w:ascii="Microsoft YaHei" w:hAnsi="Microsoft YaHei" w:eastAsia="Microsoft YaHei"/>
           <w:b/>
           <w:color w:val="1F3864"/>
-          <w:sz w:val="28"/>
+          <w:sz w:val="26"/>
         </w:rPr>
         <w:t>四、主持人10条守则</w:t>
       </w:r>
@@ -926,21 +899,17 @@
     <w:p>
       <w:r>
         <w:rPr>
-          <w:sz w:val="21"/>
+          <w:b w:val="0"/>
         </w:rPr>
         <w:t>① 不讲解、不提供答案——让原文自己说话；② 有人问"正确答案"→说"先听听大家的看法"；③ 冷场→主持人先分享自己的真实感受；④ 跑题→温和拉回："这个有意思，我们回到今天的原文"；⑤ 争论→"两种看法都很好，大家保留自己的理解"；⑥ 确保人人发言；⑦ 不评判任何人的分享；⑧ 时间到了就推进；⑨ 禅修练习照读引导词即可；⑩ 结束一起回向。</w:t>
       </w:r>
     </w:p>
     <w:p>
-      <w:pPr>
-        <w:spacing w:before="160" w:after="80"/>
-      </w:pPr>
       <w:r>
         <w:rPr>
-          <w:rFonts w:ascii="Microsoft YaHei" w:hAnsi="Microsoft YaHei" w:eastAsia="Microsoft YaHei"/>
           <w:b/>
           <w:color w:val="1F3864"/>
-          <w:sz w:val="28"/>
+          <w:sz w:val="26"/>
         </w:rPr>
         <w:t>五、本系列八周主线一览表</w:t>
       </w:r>
@@ -949,7 +918,6 @@
       <w:tblPr>
         <w:tblStyle w:val="TableGrid"/>
         <w:tblW w:type="auto" w:w="0"/>
-        <w:jc w:val="center"/>
         <w:tblLook w:firstColumn="1" w:firstRow="1" w:lastColumn="0" w:lastRow="0" w:noHBand="0" w:noVBand="1" w:val="04A0"/>
       </w:tblPr>
       <w:tblGrid>
@@ -963,17 +931,20 @@
         <w:tc>
           <w:tcPr>
             <w:tcW w:type="dxa" w:w="1928"/>
-            <w:shd w:val="clear" w:color="auto" w:fill="1F3864"/>
+            <w:shd w:val="clear" w:fill="1F3864"/>
           </w:tcPr>
           <w:p>
-            <w:pPr>
-              <w:spacing w:after="20"/>
-            </w:pPr>
             <w:r>
               <w:rPr>
-                <w:b/>
                 <w:color w:val="FFFFFF"/>
-                <w:sz w:val="19"/>
+                <w:sz w:val="18"/>
+              </w:rPr>
+            </w:r>
+            <w:r>
+              <w:rPr>
+                <w:b w:val="0"/>
+                <w:color w:val="FFFFFF"/>
+                <w:sz w:val="18"/>
               </w:rPr>
               <w:t>周</w:t>
             </w:r>
@@ -982,17 +953,20 @@
         <w:tc>
           <w:tcPr>
             <w:tcW w:type="dxa" w:w="1928"/>
-            <w:shd w:val="clear" w:color="auto" w:fill="1F3864"/>
+            <w:shd w:val="clear" w:fill="1F3864"/>
           </w:tcPr>
           <w:p>
-            <w:pPr>
-              <w:spacing w:after="20"/>
-            </w:pPr>
             <w:r>
               <w:rPr>
-                <w:b/>
                 <w:color w:val="FFFFFF"/>
-                <w:sz w:val="19"/>
+                <w:sz w:val="18"/>
+              </w:rPr>
+            </w:r>
+            <w:r>
+              <w:rPr>
+                <w:b w:val="0"/>
+                <w:color w:val="FFFFFF"/>
+                <w:sz w:val="18"/>
               </w:rPr>
               <w:t>标题</w:t>
             </w:r>
@@ -1001,17 +975,20 @@
         <w:tc>
           <w:tcPr>
             <w:tcW w:type="dxa" w:w="1928"/>
-            <w:shd w:val="clear" w:color="auto" w:fill="1F3864"/>
+            <w:shd w:val="clear" w:fill="1F3864"/>
           </w:tcPr>
           <w:p>
-            <w:pPr>
-              <w:spacing w:after="20"/>
-            </w:pPr>
             <w:r>
               <w:rPr>
-                <w:b/>
                 <w:color w:val="FFFFFF"/>
-                <w:sz w:val="19"/>
+                <w:sz w:val="18"/>
+              </w:rPr>
+            </w:r>
+            <w:r>
+              <w:rPr>
+                <w:b w:val="0"/>
+                <w:color w:val="FFFFFF"/>
+                <w:sz w:val="18"/>
               </w:rPr>
               <w:t>核心问题</w:t>
             </w:r>
@@ -1020,17 +997,20 @@
         <w:tc>
           <w:tcPr>
             <w:tcW w:type="dxa" w:w="1928"/>
-            <w:shd w:val="clear" w:color="auto" w:fill="1F3864"/>
+            <w:shd w:val="clear" w:fill="1F3864"/>
           </w:tcPr>
           <w:p>
-            <w:pPr>
-              <w:spacing w:after="20"/>
-            </w:pPr>
             <w:r>
               <w:rPr>
-                <w:b/>
                 <w:color w:val="FFFFFF"/>
-                <w:sz w:val="19"/>
+                <w:sz w:val="18"/>
+              </w:rPr>
+            </w:r>
+            <w:r>
+              <w:rPr>
+                <w:b w:val="0"/>
+                <w:color w:val="FFFFFF"/>
+                <w:sz w:val="18"/>
               </w:rPr>
               <w:t>共读材料①②</w:t>
             </w:r>
@@ -1039,17 +1019,20 @@
         <w:tc>
           <w:tcPr>
             <w:tcW w:type="dxa" w:w="1928"/>
-            <w:shd w:val="clear" w:color="auto" w:fill="1F3864"/>
+            <w:shd w:val="clear" w:fill="1F3864"/>
           </w:tcPr>
           <w:p>
-            <w:pPr>
-              <w:spacing w:after="20"/>
-            </w:pPr>
             <w:r>
               <w:rPr>
-                <w:b/>
                 <w:color w:val="FFFFFF"/>
-                <w:sz w:val="19"/>
+                <w:sz w:val="18"/>
+              </w:rPr>
+            </w:r>
+            <w:r>
+              <w:rPr>
+                <w:b w:val="0"/>
+                <w:color w:val="FFFFFF"/>
+                <w:sz w:val="18"/>
               </w:rPr>
               <w:t>作业方向</w:t>
             </w:r>
@@ -1062,12 +1045,15 @@
             <w:tcW w:type="dxa" w:w="1928"/>
           </w:tcPr>
           <w:p>
-            <w:pPr>
-              <w:spacing w:after="20"/>
-            </w:pPr>
             <w:r>
               <w:rPr>
-                <w:sz w:val="19"/>
+                <w:sz w:val="18"/>
+              </w:rPr>
+            </w:r>
+            <w:r>
+              <w:rPr>
+                <w:b w:val="0"/>
+                <w:sz w:val="18"/>
               </w:rPr>
               <w:t>1</w:t>
             </w:r>
@@ -1078,12 +1064,15 @@
             <w:tcW w:type="dxa" w:w="1928"/>
           </w:tcPr>
           <w:p>
-            <w:pPr>
-              <w:spacing w:after="20"/>
-            </w:pPr>
             <w:r>
               <w:rPr>
-                <w:sz w:val="19"/>
+                <w:sz w:val="18"/>
+              </w:rPr>
+            </w:r>
+            <w:r>
+              <w:rPr>
+                <w:b w:val="0"/>
+                <w:sz w:val="18"/>
               </w:rPr>
               <w:t>中道——八正道的总纲</w:t>
             </w:r>
@@ -1094,12 +1083,15 @@
             <w:tcW w:type="dxa" w:w="1928"/>
           </w:tcPr>
           <w:p>
-            <w:pPr>
-              <w:spacing w:after="20"/>
-            </w:pPr>
             <w:r>
               <w:rPr>
-                <w:sz w:val="19"/>
+                <w:sz w:val="18"/>
+              </w:rPr>
+            </w:r>
+            <w:r>
+              <w:rPr>
+                <w:b w:val="0"/>
+                <w:sz w:val="18"/>
               </w:rPr>
               <w:t>中道如何远离纵欲与苦行两极？"中道即八支圣道"如何开出？</w:t>
             </w:r>
@@ -1110,12 +1102,15 @@
             <w:tcW w:type="dxa" w:w="1928"/>
           </w:tcPr>
           <w:p>
-            <w:pPr>
-              <w:spacing w:after="20"/>
-            </w:pPr>
             <w:r>
               <w:rPr>
-                <w:sz w:val="19"/>
+                <w:sz w:val="18"/>
+              </w:rPr>
+            </w:r>
+            <w:r>
+              <w:rPr>
+                <w:b w:val="0"/>
+                <w:sz w:val="18"/>
               </w:rPr>
               <w:t>①《转正法x轮.doc》（Word版，word_…59ef6cd3）②《05 三十七菩提分.doc》（word_…4605e328）</w:t>
             </w:r>
@@ -1126,12 +1121,15 @@
             <w:tcW w:type="dxa" w:w="1928"/>
           </w:tcPr>
           <w:p>
-            <w:pPr>
-              <w:spacing w:after="20"/>
-            </w:pPr>
             <w:r>
               <w:rPr>
-                <w:sz w:val="19"/>
+                <w:sz w:val="18"/>
+              </w:rPr>
+            </w:r>
+            <w:r>
+              <w:rPr>
+                <w:b w:val="0"/>
+                <w:sz w:val="18"/>
               </w:rPr>
               <w:t>找出生活中一处"太松（纵欲倾向）／太紧（苦行倾向）"的两极习惯，用中道章对照，写下中道的方向</w:t>
             </w:r>
@@ -1142,15 +1140,18 @@
         <w:tc>
           <w:tcPr>
             <w:tcW w:type="dxa" w:w="1928"/>
-            <w:shd w:val="clear" w:color="auto" w:fill="F2F2F2"/>
+            <w:shd w:val="clear" w:fill="F2F5FA"/>
           </w:tcPr>
           <w:p>
-            <w:pPr>
-              <w:spacing w:after="20"/>
-            </w:pPr>
             <w:r>
               <w:rPr>
-                <w:sz w:val="19"/>
+                <w:sz w:val="18"/>
+              </w:rPr>
+            </w:r>
+            <w:r>
+              <w:rPr>
+                <w:b w:val="0"/>
+                <w:sz w:val="18"/>
               </w:rPr>
               <w:t>2</w:t>
             </w:r>
@@ -1159,15 +1160,18 @@
         <w:tc>
           <w:tcPr>
             <w:tcW w:type="dxa" w:w="1928"/>
-            <w:shd w:val="clear" w:color="auto" w:fill="F2F2F2"/>
+            <w:shd w:val="clear" w:fill="F2F5FA"/>
           </w:tcPr>
           <w:p>
-            <w:pPr>
-              <w:spacing w:after="20"/>
-            </w:pPr>
             <w:r>
               <w:rPr>
-                <w:sz w:val="19"/>
+                <w:sz w:val="18"/>
+              </w:rPr>
+            </w:r>
+            <w:r>
+              <w:rPr>
+                <w:b w:val="0"/>
+                <w:sz w:val="18"/>
               </w:rPr>
               <w:t>正见——修行的眼睛</w:t>
             </w:r>
@@ -1176,15 +1180,18 @@
         <w:tc>
           <w:tcPr>
             <w:tcW w:type="dxa" w:w="1928"/>
-            <w:shd w:val="clear" w:color="auto" w:fill="F2F2F2"/>
+            <w:shd w:val="clear" w:fill="F2F5FA"/>
           </w:tcPr>
           <w:p>
-            <w:pPr>
-              <w:spacing w:after="20"/>
-            </w:pPr>
             <w:r>
               <w:rPr>
-                <w:sz w:val="19"/>
+                <w:sz w:val="18"/>
+              </w:rPr>
+            </w:r>
+            <w:r>
+              <w:rPr>
+                <w:b w:val="0"/>
+                <w:sz w:val="18"/>
               </w:rPr>
               <w:t>正见与邪见如何对照？正见有哪些层次？如理作意如何操作？</w:t>
             </w:r>
@@ -1193,15 +1200,18 @@
         <w:tc>
           <w:tcPr>
             <w:tcW w:type="dxa" w:w="1928"/>
-            <w:shd w:val="clear" w:color="auto" w:fill="F2F2F2"/>
+            <w:shd w:val="clear" w:fill="F2F5FA"/>
           </w:tcPr>
           <w:p>
-            <w:pPr>
-              <w:spacing w:after="20"/>
-            </w:pPr>
             <w:r>
               <w:rPr>
-                <w:sz w:val="19"/>
+                <w:sz w:val="18"/>
+              </w:rPr>
+            </w:r>
+            <w:r>
+              <w:rPr>
+                <w:b w:val="0"/>
+                <w:sz w:val="18"/>
               </w:rPr>
               <w:t>①《如来禅修学体系20-禅修次第4-如理作意1-古源尊者-20250122（课件）.pdf》（pdf_…9a9dcd25）②《如来禅修学体系20-禅修次第4-如理作意1-古源尊者-20250122》（音声，soundrecording_…f6c99dde）</w:t>
             </w:r>
@@ -1210,15 +1220,18 @@
         <w:tc>
           <w:tcPr>
             <w:tcW w:type="dxa" w:w="1928"/>
-            <w:shd w:val="clear" w:color="auto" w:fill="F2F2F2"/>
+            <w:shd w:val="clear" w:fill="F2F5FA"/>
           </w:tcPr>
           <w:p>
-            <w:pPr>
-              <w:spacing w:after="20"/>
-            </w:pPr>
             <w:r>
               <w:rPr>
-                <w:sz w:val="19"/>
+                <w:sz w:val="18"/>
+              </w:rPr>
+            </w:r>
+            <w:r>
+              <w:rPr>
+                <w:b w:val="0"/>
+                <w:sz w:val="18"/>
               </w:rPr>
               <w:t>每天记一次"如理作意／不如理作意"的真实对照，观察它如何改变接下来的心</w:t>
             </w:r>
@@ -1231,12 +1244,15 @@
             <w:tcW w:type="dxa" w:w="1928"/>
           </w:tcPr>
           <w:p>
-            <w:pPr>
-              <w:spacing w:after="20"/>
-            </w:pPr>
             <w:r>
               <w:rPr>
-                <w:sz w:val="19"/>
+                <w:sz w:val="18"/>
+              </w:rPr>
+            </w:r>
+            <w:r>
+              <w:rPr>
+                <w:b w:val="0"/>
+                <w:sz w:val="18"/>
               </w:rPr>
               <w:t>3</w:t>
             </w:r>
@@ -1247,12 +1263,15 @@
             <w:tcW w:type="dxa" w:w="1928"/>
           </w:tcPr>
           <w:p>
-            <w:pPr>
-              <w:spacing w:after="20"/>
-            </w:pPr>
             <w:r>
               <w:rPr>
-                <w:sz w:val="19"/>
+                <w:sz w:val="18"/>
+              </w:rPr>
+            </w:r>
+            <w:r>
+              <w:rPr>
+                <w:b w:val="0"/>
+                <w:sz w:val="18"/>
               </w:rPr>
               <w:t>正思维——心的转向</w:t>
             </w:r>
@@ -1263,12 +1282,15 @@
             <w:tcW w:type="dxa" w:w="1928"/>
           </w:tcPr>
           <w:p>
-            <w:pPr>
-              <w:spacing w:after="20"/>
-            </w:pPr>
             <w:r>
               <w:rPr>
-                <w:sz w:val="19"/>
+                <w:sz w:val="18"/>
+              </w:rPr>
+            </w:r>
+            <w:r>
+              <w:rPr>
+                <w:b w:val="0"/>
+                <w:sz w:val="18"/>
               </w:rPr>
               <w:t>欲／嗔／害三种邪思惟如何认出？出离、无嗔、无害三种正思惟如何建立？</w:t>
             </w:r>
@@ -1279,12 +1301,15 @@
             <w:tcW w:type="dxa" w:w="1928"/>
           </w:tcPr>
           <w:p>
-            <w:pPr>
-              <w:spacing w:after="20"/>
-            </w:pPr>
             <w:r>
               <w:rPr>
-                <w:sz w:val="19"/>
+                <w:sz w:val="18"/>
+              </w:rPr>
+            </w:r>
+            <w:r>
+              <w:rPr>
+                <w:b w:val="0"/>
+                <w:sz w:val="18"/>
               </w:rPr>
               <w:t>①《162讲-摄集-去除邪思惟-古源尊者20210619(共修版).pdf》（pdf_…b495d136）②《第 162 讲 应用 (摄集 10)：三十七道品╱苦之集［去除邪思惟］.pdf》（pdf_…b09a9ab3）</w:t>
             </w:r>
@@ -1295,12 +1320,15 @@
             <w:tcW w:type="dxa" w:w="1928"/>
           </w:tcPr>
           <w:p>
-            <w:pPr>
-              <w:spacing w:after="20"/>
-            </w:pPr>
             <w:r>
               <w:rPr>
-                <w:sz w:val="19"/>
+                <w:sz w:val="18"/>
+              </w:rPr>
+            </w:r>
+            <w:r>
+              <w:rPr>
+                <w:b w:val="0"/>
+                <w:sz w:val="18"/>
               </w:rPr>
               <w:t>觉察一次邪思惟的升起，试一节"宽恕"或随观练习把心转回来</w:t>
             </w:r>
@@ -1311,15 +1339,18 @@
         <w:tc>
           <w:tcPr>
             <w:tcW w:type="dxa" w:w="1928"/>
-            <w:shd w:val="clear" w:color="auto" w:fill="F2F2F2"/>
+            <w:shd w:val="clear" w:fill="F2F5FA"/>
           </w:tcPr>
           <w:p>
-            <w:pPr>
-              <w:spacing w:after="20"/>
-            </w:pPr>
             <w:r>
               <w:rPr>
-                <w:sz w:val="19"/>
+                <w:sz w:val="18"/>
+              </w:rPr>
+            </w:r>
+            <w:r>
+              <w:rPr>
+                <w:b w:val="0"/>
+                <w:sz w:val="18"/>
               </w:rPr>
               <w:t>4</w:t>
             </w:r>
@@ -1328,15 +1359,18 @@
         <w:tc>
           <w:tcPr>
             <w:tcW w:type="dxa" w:w="1928"/>
-            <w:shd w:val="clear" w:color="auto" w:fill="F2F2F2"/>
+            <w:shd w:val="clear" w:fill="F2F5FA"/>
           </w:tcPr>
           <w:p>
-            <w:pPr>
-              <w:spacing w:after="20"/>
-            </w:pPr>
             <w:r>
               <w:rPr>
-                <w:sz w:val="19"/>
+                <w:sz w:val="18"/>
+              </w:rPr>
+            </w:r>
+            <w:r>
+              <w:rPr>
+                <w:b w:val="0"/>
+                <w:sz w:val="18"/>
               </w:rPr>
               <w:t>戒学三支的实践</w:t>
             </w:r>
@@ -1345,15 +1379,18 @@
         <w:tc>
           <w:tcPr>
             <w:tcW w:type="dxa" w:w="1928"/>
-            <w:shd w:val="clear" w:color="auto" w:fill="F2F2F2"/>
+            <w:shd w:val="clear" w:fill="F2F5FA"/>
           </w:tcPr>
           <w:p>
-            <w:pPr>
-              <w:spacing w:after="20"/>
-            </w:pPr>
             <w:r>
               <w:rPr>
-                <w:sz w:val="19"/>
+                <w:sz w:val="18"/>
+              </w:rPr>
+            </w:r>
+            <w:r>
+              <w:rPr>
+                <w:b w:val="0"/>
+                <w:sz w:val="18"/>
               </w:rPr>
               <w:t>正语、正业、正命的特相与作用是什么？如何在道支与离心所层面落地？</w:t>
             </w:r>
@@ -1362,15 +1399,18 @@
         <w:tc>
           <w:tcPr>
             <w:tcW w:type="dxa" w:w="1928"/>
-            <w:shd w:val="clear" w:color="auto" w:fill="F2F2F2"/>
+            <w:shd w:val="clear" w:fill="F2F5FA"/>
           </w:tcPr>
           <w:p>
-            <w:pPr>
-              <w:spacing w:after="20"/>
-            </w:pPr>
             <w:r>
               <w:rPr>
-                <w:sz w:val="19"/>
+                <w:sz w:val="18"/>
+              </w:rPr>
+            </w:r>
+            <w:r>
+              <w:rPr>
+                <w:b w:val="0"/>
+                <w:sz w:val="18"/>
               </w:rPr>
               <w:t>①《如来禅修学体系80-摄心所分别33-命根&amp;正语&amp;正业-古源尊者-20250327（课件）.pdf》（pdf_…f67f7c1d）②《如来禅修学体系81-摄心所分别34-正命&amp;悲&amp;慈-古源尊者-20250328》（音声，soundrecording_…98ff319f）</w:t>
             </w:r>
@@ -1379,15 +1419,18 @@
         <w:tc>
           <w:tcPr>
             <w:tcW w:type="dxa" w:w="1928"/>
-            <w:shd w:val="clear" w:color="auto" w:fill="F2F2F2"/>
+            <w:shd w:val="clear" w:fill="F2F5FA"/>
           </w:tcPr>
           <w:p>
-            <w:pPr>
-              <w:spacing w:after="20"/>
-            </w:pPr>
             <w:r>
               <w:rPr>
-                <w:sz w:val="19"/>
+                <w:sz w:val="18"/>
+              </w:rPr>
+            </w:r>
+            <w:r>
+              <w:rPr>
+                <w:b w:val="0"/>
+                <w:sz w:val="18"/>
               </w:rPr>
               <w:t>回顾一天中的语与业（离与不离）；对照自己的身份检查正命</w:t>
             </w:r>
@@ -1400,12 +1443,15 @@
             <w:tcW w:type="dxa" w:w="1928"/>
           </w:tcPr>
           <w:p>
-            <w:pPr>
-              <w:spacing w:after="20"/>
-            </w:pPr>
             <w:r>
               <w:rPr>
-                <w:sz w:val="19"/>
+                <w:sz w:val="18"/>
+              </w:rPr>
+            </w:r>
+            <w:r>
+              <w:rPr>
+                <w:b w:val="0"/>
+                <w:sz w:val="18"/>
               </w:rPr>
               <w:t>5</w:t>
             </w:r>
@@ -1416,12 +1462,15 @@
             <w:tcW w:type="dxa" w:w="1928"/>
           </w:tcPr>
           <w:p>
-            <w:pPr>
-              <w:spacing w:after="20"/>
-            </w:pPr>
             <w:r>
               <w:rPr>
-                <w:sz w:val="19"/>
+                <w:sz w:val="18"/>
+              </w:rPr>
+            </w:r>
+            <w:r>
+              <w:rPr>
+                <w:b w:val="0"/>
+                <w:sz w:val="18"/>
               </w:rPr>
               <w:t>正精进——四正勤的实践</w:t>
             </w:r>
@@ -1432,12 +1481,15 @@
             <w:tcW w:type="dxa" w:w="1928"/>
           </w:tcPr>
           <w:p>
-            <w:pPr>
-              <w:spacing w:after="20"/>
-            </w:pPr>
             <w:r>
               <w:rPr>
-                <w:sz w:val="19"/>
+                <w:sz w:val="18"/>
+              </w:rPr>
+            </w:r>
+            <w:r>
+              <w:rPr>
+                <w:b w:val="0"/>
+                <w:sz w:val="18"/>
               </w:rPr>
               <w:t>"已生恶令断"等四句如何用于一个具体习惯？什么是平衡的精进？</w:t>
             </w:r>
@@ -1448,12 +1500,15 @@
             <w:tcW w:type="dxa" w:w="1928"/>
           </w:tcPr>
           <w:p>
-            <w:pPr>
-              <w:spacing w:after="20"/>
-            </w:pPr>
             <w:r>
               <w:rPr>
-                <w:sz w:val="19"/>
+                <w:sz w:val="18"/>
+              </w:rPr>
+            </w:r>
+            <w:r>
+              <w:rPr>
+                <w:b w:val="0"/>
+                <w:sz w:val="18"/>
               </w:rPr>
               <w:t>①《07 四正勤.doc》（word_…f788aaf2）②《第32讲-精进2-（共修版）.pdf》（pdf_…2044b321）</w:t>
             </w:r>
@@ -1464,12 +1519,15 @@
             <w:tcW w:type="dxa" w:w="1928"/>
           </w:tcPr>
           <w:p>
-            <w:pPr>
-              <w:spacing w:after="20"/>
-            </w:pPr>
             <w:r>
               <w:rPr>
-                <w:sz w:val="19"/>
+                <w:sz w:val="18"/>
+              </w:rPr>
+            </w:r>
+            <w:r>
+              <w:rPr>
+                <w:b w:val="0"/>
+                <w:sz w:val="18"/>
               </w:rPr>
               <w:t>选一个具体习惯做四正勤盘点（四句各归其位）；提醒自己"精进如调弦，不松不紧，不以自责驱动"</w:t>
             </w:r>
@@ -1480,15 +1538,18 @@
         <w:tc>
           <w:tcPr>
             <w:tcW w:type="dxa" w:w="1928"/>
-            <w:shd w:val="clear" w:color="auto" w:fill="F2F2F2"/>
+            <w:shd w:val="clear" w:fill="F2F5FA"/>
           </w:tcPr>
           <w:p>
-            <w:pPr>
-              <w:spacing w:after="20"/>
-            </w:pPr>
             <w:r>
               <w:rPr>
-                <w:sz w:val="19"/>
+                <w:sz w:val="18"/>
+              </w:rPr>
+            </w:r>
+            <w:r>
+              <w:rPr>
+                <w:b w:val="0"/>
+                <w:sz w:val="18"/>
               </w:rPr>
               <w:t>6</w:t>
             </w:r>
@@ -1497,15 +1558,18 @@
         <w:tc>
           <w:tcPr>
             <w:tcW w:type="dxa" w:w="1928"/>
-            <w:shd w:val="clear" w:color="auto" w:fill="F2F2F2"/>
+            <w:shd w:val="clear" w:fill="F2F5FA"/>
           </w:tcPr>
           <w:p>
-            <w:pPr>
-              <w:spacing w:after="20"/>
-            </w:pPr>
             <w:r>
               <w:rPr>
-                <w:sz w:val="19"/>
+                <w:sz w:val="18"/>
+              </w:rPr>
+            </w:r>
+            <w:r>
+              <w:rPr>
+                <w:b w:val="0"/>
+                <w:sz w:val="18"/>
               </w:rPr>
               <w:t>正念——四念处的生活应用与四种正知</w:t>
             </w:r>
@@ -1514,15 +1578,18 @@
         <w:tc>
           <w:tcPr>
             <w:tcW w:type="dxa" w:w="1928"/>
-            <w:shd w:val="clear" w:color="auto" w:fill="F2F2F2"/>
+            <w:shd w:val="clear" w:fill="F2F5FA"/>
           </w:tcPr>
           <w:p>
-            <w:pPr>
-              <w:spacing w:after="20"/>
-            </w:pPr>
             <w:r>
               <w:rPr>
-                <w:sz w:val="19"/>
+                <w:sz w:val="18"/>
+              </w:rPr>
+            </w:r>
+            <w:r>
+              <w:rPr>
+                <w:b w:val="0"/>
+                <w:sz w:val="18"/>
               </w:rPr>
               <w:t>四种正知（有益／适宜／行处／无痴）如何在日常行为中运用？</w:t>
             </w:r>
@@ -1531,15 +1598,18 @@
         <w:tc>
           <w:tcPr>
             <w:tcW w:type="dxa" w:w="1928"/>
-            <w:shd w:val="clear" w:color="auto" w:fill="F2F2F2"/>
+            <w:shd w:val="clear" w:fill="F2F5FA"/>
           </w:tcPr>
           <w:p>
-            <w:pPr>
-              <w:spacing w:after="20"/>
-            </w:pPr>
             <w:r>
               <w:rPr>
-                <w:sz w:val="19"/>
+                <w:sz w:val="18"/>
+              </w:rPr>
+            </w:r>
+            <w:r>
+              <w:rPr>
+                <w:b w:val="0"/>
+                <w:sz w:val="18"/>
               </w:rPr>
               <w:t>①《止观前行实修营5-具念正知1（共修版）.pdf》（pdf_…c90e2f6e）②《第 172 讲 应用 (摄集 20)：三十七道品╱苦之集［摄菩提分·身念处·入出息念 (一)］.pdf》（pdf_…2f90e61e）</w:t>
             </w:r>
@@ -1548,15 +1618,18 @@
         <w:tc>
           <w:tcPr>
             <w:tcW w:type="dxa" w:w="1928"/>
-            <w:shd w:val="clear" w:color="auto" w:fill="F2F2F2"/>
+            <w:shd w:val="clear" w:fill="F2F5FA"/>
           </w:tcPr>
           <w:p>
-            <w:pPr>
-              <w:spacing w:after="20"/>
-            </w:pPr>
             <w:r>
               <w:rPr>
-                <w:sz w:val="19"/>
+                <w:sz w:val="18"/>
+              </w:rPr>
+            </w:r>
+            <w:r>
+              <w:rPr>
+                <w:b w:val="0"/>
+                <w:sz w:val="18"/>
               </w:rPr>
               <w:t>用四种正知走一遍日常小事（穿衣、饮食、行走），记录哪里"知"了、哪里"滑"过去了</w:t>
             </w:r>
@@ -1569,12 +1642,15 @@
             <w:tcW w:type="dxa" w:w="1928"/>
           </w:tcPr>
           <w:p>
-            <w:pPr>
-              <w:spacing w:after="20"/>
-            </w:pPr>
             <w:r>
               <w:rPr>
-                <w:sz w:val="19"/>
+                <w:sz w:val="18"/>
+              </w:rPr>
+            </w:r>
+            <w:r>
+              <w:rPr>
+                <w:b w:val="0"/>
+                <w:sz w:val="18"/>
               </w:rPr>
               <w:t>7</w:t>
             </w:r>
@@ -1585,12 +1661,15 @@
             <w:tcW w:type="dxa" w:w="1928"/>
           </w:tcPr>
           <w:p>
-            <w:pPr>
-              <w:spacing w:after="20"/>
-            </w:pPr>
             <w:r>
               <w:rPr>
-                <w:sz w:val="19"/>
+                <w:sz w:val="18"/>
+              </w:rPr>
+            </w:r>
+            <w:r>
+              <w:rPr>
+                <w:b w:val="0"/>
+                <w:sz w:val="18"/>
               </w:rPr>
               <w:t>正定——从近行定到安止定</w:t>
             </w:r>
@@ -1601,12 +1680,15 @@
             <w:tcW w:type="dxa" w:w="1928"/>
           </w:tcPr>
           <w:p>
-            <w:pPr>
-              <w:spacing w:after="20"/>
-            </w:pPr>
             <w:r>
               <w:rPr>
-                <w:sz w:val="19"/>
+                <w:sz w:val="18"/>
+              </w:rPr>
+            </w:r>
+            <w:r>
+              <w:rPr>
+                <w:b w:val="0"/>
+                <w:sz w:val="18"/>
               </w:rPr>
               <w:t>五禅支如何安立定？从近行定到安止定需要哪些安止善巧？</w:t>
             </w:r>
@@ -1617,12 +1699,15 @@
             <w:tcW w:type="dxa" w:w="1928"/>
           </w:tcPr>
           <w:p>
-            <w:pPr>
-              <w:spacing w:after="20"/>
-            </w:pPr>
             <w:r>
               <w:rPr>
-                <w:sz w:val="19"/>
+                <w:sz w:val="18"/>
+              </w:rPr>
+            </w:r>
+            <w:r>
+              <w:rPr>
+                <w:b w:val="0"/>
+                <w:sz w:val="18"/>
               </w:rPr>
               <w:t>①《160讲-摄集-七禅支-古源尊者-20210605（共修版）(3).pdf》（pdf_…5870d392）②《176讲-摄集-安止善巧1-古源尊者-20211015（共修版）.pdf》（pdf_…db662c96）</w:t>
             </w:r>
@@ -1633,12 +1718,15 @@
             <w:tcW w:type="dxa" w:w="1928"/>
           </w:tcPr>
           <w:p>
-            <w:pPr>
-              <w:spacing w:after="20"/>
-            </w:pPr>
             <w:r>
               <w:rPr>
-                <w:sz w:val="19"/>
+                <w:sz w:val="18"/>
+              </w:rPr>
+            </w:r>
+            <w:r>
+              <w:rPr>
+                <w:b w:val="0"/>
+                <w:sz w:val="18"/>
               </w:rPr>
               <w:t>对照五禅支体会自心粗浅对应；五根平衡自查（定力不比较、不攀比境界）</w:t>
             </w:r>
@@ -1649,15 +1737,18 @@
         <w:tc>
           <w:tcPr>
             <w:tcW w:type="dxa" w:w="1928"/>
-            <w:shd w:val="clear" w:color="auto" w:fill="F2F2F2"/>
+            <w:shd w:val="clear" w:fill="F2F5FA"/>
           </w:tcPr>
           <w:p>
-            <w:pPr>
-              <w:spacing w:after="20"/>
-            </w:pPr>
             <w:r>
               <w:rPr>
-                <w:sz w:val="19"/>
+                <w:sz w:val="18"/>
+              </w:rPr>
+            </w:r>
+            <w:r>
+              <w:rPr>
+                <w:b w:val="0"/>
+                <w:sz w:val="18"/>
               </w:rPr>
               <w:t>8</w:t>
             </w:r>
@@ -1666,15 +1757,18 @@
         <w:tc>
           <w:tcPr>
             <w:tcW w:type="dxa" w:w="1928"/>
-            <w:shd w:val="clear" w:color="auto" w:fill="F2F2F2"/>
+            <w:shd w:val="clear" w:fill="F2F5FA"/>
           </w:tcPr>
           <w:p>
-            <w:pPr>
-              <w:spacing w:after="20"/>
-            </w:pPr>
             <w:r>
               <w:rPr>
-                <w:sz w:val="19"/>
+                <w:sz w:val="18"/>
+              </w:rPr>
+            </w:r>
+            <w:r>
+              <w:rPr>
+                <w:b w:val="0"/>
+                <w:sz w:val="18"/>
               </w:rPr>
               <w:t>十二道分与八正道在生活中的实践路径</w:t>
             </w:r>
@@ -1683,15 +1777,18 @@
         <w:tc>
           <w:tcPr>
             <w:tcW w:type="dxa" w:w="1928"/>
-            <w:shd w:val="clear" w:color="auto" w:fill="F2F2F2"/>
+            <w:shd w:val="clear" w:fill="F2F5FA"/>
           </w:tcPr>
           <w:p>
-            <w:pPr>
-              <w:spacing w:after="20"/>
-            </w:pPr>
             <w:r>
               <w:rPr>
-                <w:sz w:val="19"/>
+                <w:sz w:val="18"/>
+              </w:rPr>
+            </w:r>
+            <w:r>
+              <w:rPr>
+                <w:b w:val="0"/>
+                <w:sz w:val="18"/>
               </w:rPr>
               <w:t>正道与邪道如何在心上分判？如何以正见为先导走在实践路线上？</w:t>
             </w:r>
@@ -1700,15 +1797,18 @@
         <w:tc>
           <w:tcPr>
             <w:tcW w:type="dxa" w:w="1928"/>
-            <w:shd w:val="clear" w:color="auto" w:fill="F2F2F2"/>
+            <w:shd w:val="clear" w:fill="F2F5FA"/>
           </w:tcPr>
           <w:p>
-            <w:pPr>
-              <w:spacing w:after="20"/>
-            </w:pPr>
             <w:r>
               <w:rPr>
-                <w:sz w:val="19"/>
+                <w:sz w:val="18"/>
+              </w:rPr>
+            </w:r>
+            <w:r>
+              <w:rPr>
+                <w:b w:val="0"/>
+                <w:sz w:val="18"/>
               </w:rPr>
               <w:t>①《161讲-攝集-十二道分-古源尊者-20210612(共修版).pdf》（pdf_…276296c1）②《161讲-摄集-十二道分-古源尊者-20210612》（音声，soundrecording_…38f4de42）</w:t>
             </w:r>
@@ -1717,15 +1817,18 @@
         <w:tc>
           <w:tcPr>
             <w:tcW w:type="dxa" w:w="1928"/>
-            <w:shd w:val="clear" w:color="auto" w:fill="F2F2F2"/>
+            <w:shd w:val="clear" w:fill="F2F5FA"/>
           </w:tcPr>
           <w:p>
-            <w:pPr>
-              <w:spacing w:after="20"/>
-            </w:pPr>
             <w:r>
               <w:rPr>
-                <w:sz w:val="19"/>
+                <w:sz w:val="18"/>
+              </w:rPr>
+            </w:r>
+            <w:r>
+              <w:rPr>
+                <w:b w:val="0"/>
+                <w:sz w:val="18"/>
               </w:rPr>
               <w:t>用十二道分做一次"道／邪道"对镜自照（只照自己）；给八周收尾</w:t>
             </w:r>
@@ -1735,30 +1838,70 @@
     </w:tbl>
     <w:p>
       <w:pPr>
-        <w:spacing w:before="40" w:after="80"/>
-        <w:ind w:left="283"/>
-        <w:shd w:val="clear" w:color="auto" w:fill="EEF2F8"/>
+        <w:ind w:left="170"/>
         <w:pBdr>
-          <w:left w:val="single" w:sz="20" w:space="6" w:color="1F3864"/>
+          <w:left w:val="single" w:sz="18" w:space="4" w:color="1F3864"/>
         </w:pBdr>
+        <w:shd w:val="clear" w:fill="F2F5FA"/>
       </w:pPr>
       <w:r>
         <w:rPr>
-          <w:sz w:val="20"/>
+          <w:b w:val="0"/>
         </w:rPr>
-        <w:t>注： ① 表中 media_id 为缩写记法（word_…／pdf_…／soundrecording_…后8位），完整 id 以《_制作蓝图_读书10.md》素材池总账与各周文档标注为准；③④号补充／扩展材料、每段原文出处、同讲次多版本按章节拆分说明，均见各周文档与《原文全集》。 ② 音声类材料在共读文本中标注"（依据录音转写整理，已校对明显同音错字）"。 ③ 本表"核心问题"与"作业方向"为提纲挈领的提示，以各周文档中的3个讨论题与作业布置为准。</w:t>
+        <w:t>注：</w:t>
       </w:r>
     </w:p>
     <w:p>
       <w:pPr>
-        <w:spacing w:before="160" w:after="80"/>
+        <w:ind w:left="170"/>
+        <w:pBdr>
+          <w:left w:val="single" w:sz="18" w:space="4" w:color="1F3864"/>
+        </w:pBdr>
+        <w:shd w:val="clear" w:fill="F2F5FA"/>
       </w:pPr>
       <w:r>
         <w:rPr>
-          <w:rFonts w:ascii="Microsoft YaHei" w:hAnsi="Microsoft YaHei" w:eastAsia="Microsoft YaHei"/>
+          <w:b w:val="0"/>
+        </w:rPr>
+        <w:t>① 表中 media_id 为缩写记法（word_…／pdf_…／soundrecording_…后8位），完整 id 以《_制作蓝图_读书10.md》素材池总账与各周文档标注为准；③④号补充／扩展材料、每段原文出处、同讲次多版本按章节拆分说明，均见各周文档与《原文全集》。</w:t>
+      </w:r>
+    </w:p>
+    <w:p>
+      <w:pPr>
+        <w:ind w:left="170"/>
+        <w:pBdr>
+          <w:left w:val="single" w:sz="18" w:space="4" w:color="1F3864"/>
+        </w:pBdr>
+        <w:shd w:val="clear" w:fill="F2F5FA"/>
+      </w:pPr>
+      <w:r>
+        <w:rPr>
+          <w:b w:val="0"/>
+        </w:rPr>
+        <w:t>② 音声类材料在共读文本中标注"（依据录音转写整理，已校对明显同音错字）"。</w:t>
+      </w:r>
+    </w:p>
+    <w:p>
+      <w:pPr>
+        <w:ind w:left="170"/>
+        <w:pBdr>
+          <w:left w:val="single" w:sz="18" w:space="4" w:color="1F3864"/>
+        </w:pBdr>
+        <w:shd w:val="clear" w:fill="F2F5FA"/>
+      </w:pPr>
+      <w:r>
+        <w:rPr>
+          <w:b w:val="0"/>
+        </w:rPr>
+        <w:t>③ 本表"核心问题"与"作业方向"为提纲挈领的提示，以各周文档中的3个讨论题与作业布置为准。</w:t>
+      </w:r>
+    </w:p>
+    <w:p>
+      <w:r>
+        <w:rPr>
           <w:b/>
           <w:color w:val="1F3864"/>
-          <w:sz w:val="28"/>
+          <w:sz w:val="26"/>
         </w:rPr>
         <w:t>六、共读材料怎么读（编号定位、组合总览与拆分说明）</w:t>
       </w:r>
@@ -1767,13 +1910,12 @@
       <w:r>
         <w:rPr>
           <w:b/>
-          <w:sz w:val="21"/>
         </w:rPr>
         <w:t>每周材料组合总览</w:t>
       </w:r>
       <w:r>
         <w:rPr>
-          <w:sz w:val="21"/>
+          <w:b w:val="0"/>
         </w:rPr>
         <w:t>（材料名称照录自《_制作蓝图_读书10.md》；完整 media_id 见各周文档与《原文全集》）：</w:t>
       </w:r>
@@ -1782,7 +1924,6 @@
       <w:tblPr>
         <w:tblStyle w:val="TableGrid"/>
         <w:tblW w:type="auto" w:w="0"/>
-        <w:jc w:val="center"/>
         <w:tblLook w:firstColumn="1" w:firstRow="1" w:lastColumn="0" w:lastRow="0" w:noHBand="0" w:noVBand="1" w:val="04A0"/>
       </w:tblPr>
       <w:tblGrid>
@@ -1795,17 +1936,20 @@
         <w:tc>
           <w:tcPr>
             <w:tcW w:type="dxa" w:w="2409"/>
-            <w:shd w:val="clear" w:color="auto" w:fill="1F3864"/>
+            <w:shd w:val="clear" w:fill="1F3864"/>
           </w:tcPr>
           <w:p>
-            <w:pPr>
-              <w:spacing w:after="20"/>
-            </w:pPr>
             <w:r>
               <w:rPr>
-                <w:b/>
                 <w:color w:val="FFFFFF"/>
-                <w:sz w:val="19"/>
+                <w:sz w:val="18"/>
+              </w:rPr>
+            </w:r>
+            <w:r>
+              <w:rPr>
+                <w:b w:val="0"/>
+                <w:color w:val="FFFFFF"/>
+                <w:sz w:val="18"/>
               </w:rPr>
               <w:t>周</w:t>
             </w:r>
@@ -1814,17 +1958,20 @@
         <w:tc>
           <w:tcPr>
             <w:tcW w:type="dxa" w:w="2409"/>
-            <w:shd w:val="clear" w:color="auto" w:fill="1F3864"/>
+            <w:shd w:val="clear" w:fill="1F3864"/>
           </w:tcPr>
           <w:p>
-            <w:pPr>
-              <w:spacing w:after="20"/>
-            </w:pPr>
             <w:r>
               <w:rPr>
-                <w:b/>
                 <w:color w:val="FFFFFF"/>
-                <w:sz w:val="19"/>
+                <w:sz w:val="18"/>
+              </w:rPr>
+            </w:r>
+            <w:r>
+              <w:rPr>
+                <w:b w:val="0"/>
+                <w:color w:val="FFFFFF"/>
+                <w:sz w:val="18"/>
               </w:rPr>
               <w:t>①②共读主/副材料</w:t>
             </w:r>
@@ -1833,17 +1980,20 @@
         <w:tc>
           <w:tcPr>
             <w:tcW w:type="dxa" w:w="2409"/>
-            <w:shd w:val="clear" w:color="auto" w:fill="1F3864"/>
+            <w:shd w:val="clear" w:fill="1F3864"/>
           </w:tcPr>
           <w:p>
-            <w:pPr>
-              <w:spacing w:after="20"/>
-            </w:pPr>
             <w:r>
               <w:rPr>
-                <w:b/>
                 <w:color w:val="FFFFFF"/>
-                <w:sz w:val="19"/>
+                <w:sz w:val="18"/>
+              </w:rPr>
+            </w:r>
+            <w:r>
+              <w:rPr>
+                <w:b w:val="0"/>
+                <w:color w:val="FFFFFF"/>
+                <w:sz w:val="18"/>
               </w:rPr>
               <w:t>③④补充/扩展材料</w:t>
             </w:r>
@@ -1852,17 +2002,20 @@
         <w:tc>
           <w:tcPr>
             <w:tcW w:type="dxa" w:w="2409"/>
-            <w:shd w:val="clear" w:color="auto" w:fill="1F3864"/>
+            <w:shd w:val="clear" w:fill="1F3864"/>
           </w:tcPr>
           <w:p>
-            <w:pPr>
-              <w:spacing w:after="20"/>
-            </w:pPr>
             <w:r>
               <w:rPr>
-                <w:b/>
                 <w:color w:val="FFFFFF"/>
-                <w:sz w:val="19"/>
+                <w:sz w:val="18"/>
+              </w:rPr>
+            </w:r>
+            <w:r>
+              <w:rPr>
+                <w:b w:val="0"/>
+                <w:color w:val="FFFFFF"/>
+                <w:sz w:val="18"/>
               </w:rPr>
               <w:t>延伸阅读备选</w:t>
             </w:r>
@@ -1875,12 +2028,15 @@
             <w:tcW w:type="dxa" w:w="2409"/>
           </w:tcPr>
           <w:p>
-            <w:pPr>
-              <w:spacing w:after="20"/>
-            </w:pPr>
             <w:r>
               <w:rPr>
-                <w:sz w:val="19"/>
+                <w:sz w:val="18"/>
+              </w:rPr>
+            </w:r>
+            <w:r>
+              <w:rPr>
+                <w:b w:val="0"/>
+                <w:sz w:val="18"/>
               </w:rPr>
               <w:t>1</w:t>
             </w:r>
@@ -1891,12 +2047,15 @@
             <w:tcW w:type="dxa" w:w="2409"/>
           </w:tcPr>
           <w:p>
-            <w:pPr>
-              <w:spacing w:after="20"/>
-            </w:pPr>
             <w:r>
               <w:rPr>
-                <w:sz w:val="19"/>
+                <w:sz w:val="18"/>
+              </w:rPr>
+            </w:r>
+            <w:r>
+              <w:rPr>
+                <w:b w:val="0"/>
+                <w:sz w:val="18"/>
               </w:rPr>
               <w:t>①《转正法x轮.doc》（Word版）②《05 三十七菩提分.doc》</w:t>
             </w:r>
@@ -1907,12 +2066,15 @@
             <w:tcW w:type="dxa" w:w="2409"/>
           </w:tcPr>
           <w:p>
-            <w:pPr>
-              <w:spacing w:after="20"/>
-            </w:pPr>
             <w:r>
               <w:rPr>
-                <w:sz w:val="19"/>
+                <w:sz w:val="18"/>
+              </w:rPr>
+            </w:r>
+            <w:r>
+              <w:rPr>
+                <w:b w:val="0"/>
+                <w:sz w:val="18"/>
               </w:rPr>
               <w:t>—</w:t>
             </w:r>
@@ -1923,12 +2085,15 @@
             <w:tcW w:type="dxa" w:w="2409"/>
           </w:tcPr>
           <w:p>
-            <w:pPr>
-              <w:spacing w:after="20"/>
-            </w:pPr>
             <w:r>
               <w:rPr>
-                <w:sz w:val="19"/>
+                <w:sz w:val="18"/>
+              </w:rPr>
+            </w:r>
+            <w:r>
+              <w:rPr>
+                <w:b w:val="0"/>
+                <w:sz w:val="18"/>
               </w:rPr>
               <w:t>《14 佛法之遗产.doc》</w:t>
             </w:r>
@@ -1939,15 +2104,18 @@
         <w:tc>
           <w:tcPr>
             <w:tcW w:type="dxa" w:w="2409"/>
-            <w:shd w:val="clear" w:color="auto" w:fill="F2F2F2"/>
+            <w:shd w:val="clear" w:fill="F2F5FA"/>
           </w:tcPr>
           <w:p>
-            <w:pPr>
-              <w:spacing w:after="20"/>
-            </w:pPr>
             <w:r>
               <w:rPr>
-                <w:sz w:val="19"/>
+                <w:sz w:val="18"/>
+              </w:rPr>
+            </w:r>
+            <w:r>
+              <w:rPr>
+                <w:b w:val="0"/>
+                <w:sz w:val="18"/>
               </w:rPr>
               <w:t>2</w:t>
             </w:r>
@@ -1956,15 +2124,18 @@
         <w:tc>
           <w:tcPr>
             <w:tcW w:type="dxa" w:w="2409"/>
-            <w:shd w:val="clear" w:color="auto" w:fill="F2F2F2"/>
+            <w:shd w:val="clear" w:fill="F2F5FA"/>
           </w:tcPr>
           <w:p>
-            <w:pPr>
-              <w:spacing w:after="20"/>
-            </w:pPr>
             <w:r>
               <w:rPr>
-                <w:sz w:val="19"/>
+                <w:sz w:val="18"/>
+              </w:rPr>
+            </w:r>
+            <w:r>
+              <w:rPr>
+                <w:b w:val="0"/>
+                <w:sz w:val="18"/>
               </w:rPr>
               <w:t>①《如来禅修学体系20-禅修次第4-如理作意1-古源尊者-20250122（课件）.pdf》②《如来禅修学体系20-禅修次第4-如理作意1-古源尊者-20250122》（音声）</w:t>
             </w:r>
@@ -1973,15 +2144,18 @@
         <w:tc>
           <w:tcPr>
             <w:tcW w:type="dxa" w:w="2409"/>
-            <w:shd w:val="clear" w:color="auto" w:fill="F2F2F2"/>
+            <w:shd w:val="clear" w:fill="F2F5FA"/>
           </w:tcPr>
           <w:p>
-            <w:pPr>
-              <w:spacing w:after="20"/>
-            </w:pPr>
             <w:r>
               <w:rPr>
-                <w:sz w:val="19"/>
+                <w:sz w:val="18"/>
+              </w:rPr>
+            </w:r>
+            <w:r>
+              <w:rPr>
+                <w:b w:val="0"/>
+                <w:sz w:val="18"/>
               </w:rPr>
               <w:t>③《154讲-摄集-四漏之无明2-古源尊者-20210312（共修版）.pdf》</w:t>
             </w:r>
@@ -1990,15 +2164,18 @@
         <w:tc>
           <w:tcPr>
             <w:tcW w:type="dxa" w:w="2409"/>
-            <w:shd w:val="clear" w:color="auto" w:fill="F2F2F2"/>
+            <w:shd w:val="clear" w:fill="F2F5FA"/>
           </w:tcPr>
           <w:p>
-            <w:pPr>
-              <w:spacing w:after="20"/>
-            </w:pPr>
             <w:r>
               <w:rPr>
-                <w:sz w:val="19"/>
+                <w:sz w:val="18"/>
+              </w:rPr>
+            </w:r>
+            <w:r>
+              <w:rPr>
+                <w:b w:val="0"/>
+                <w:sz w:val="18"/>
               </w:rPr>
               <w:t>《如来禅修学体系21》（音声）</w:t>
             </w:r>
@@ -2011,12 +2188,15 @@
             <w:tcW w:type="dxa" w:w="2409"/>
           </w:tcPr>
           <w:p>
-            <w:pPr>
-              <w:spacing w:after="20"/>
-            </w:pPr>
             <w:r>
               <w:rPr>
-                <w:sz w:val="19"/>
+                <w:sz w:val="18"/>
+              </w:rPr>
+            </w:r>
+            <w:r>
+              <w:rPr>
+                <w:b w:val="0"/>
+                <w:sz w:val="18"/>
               </w:rPr>
               <w:t>3</w:t>
             </w:r>
@@ -2027,12 +2207,15 @@
             <w:tcW w:type="dxa" w:w="2409"/>
           </w:tcPr>
           <w:p>
-            <w:pPr>
-              <w:spacing w:after="20"/>
-            </w:pPr>
             <w:r>
               <w:rPr>
-                <w:sz w:val="19"/>
+                <w:sz w:val="18"/>
+              </w:rPr>
+            </w:r>
+            <w:r>
+              <w:rPr>
+                <w:b w:val="0"/>
+                <w:sz w:val="18"/>
               </w:rPr>
               <w:t>①《162讲-摄集-去除邪思惟-古源尊者20210619(共修版).pdf》②《第 162 讲 应用 (摄集 10)：三十七道品╱苦之集［去除邪思惟］.pdf》</w:t>
             </w:r>
@@ -2043,12 +2226,15 @@
             <w:tcW w:type="dxa" w:w="2409"/>
           </w:tcPr>
           <w:p>
-            <w:pPr>
-              <w:spacing w:after="20"/>
-            </w:pPr>
             <w:r>
               <w:rPr>
-                <w:sz w:val="19"/>
+                <w:sz w:val="18"/>
+              </w:rPr>
+            </w:r>
+            <w:r>
+              <w:rPr>
+                <w:b w:val="0"/>
+                <w:sz w:val="18"/>
               </w:rPr>
               <w:t>③《第54讲-摄缘-十二缘起与二十四缘-释二十四缘-道缘2-古源尊者-20230903（共修版）.pdf》</w:t>
             </w:r>
@@ -2059,12 +2245,15 @@
             <w:tcW w:type="dxa" w:w="2409"/>
           </w:tcPr>
           <w:p>
-            <w:pPr>
-              <w:spacing w:after="20"/>
-            </w:pPr>
             <w:r>
               <w:rPr>
-                <w:sz w:val="19"/>
+                <w:sz w:val="18"/>
+              </w:rPr>
+            </w:r>
+            <w:r>
+              <w:rPr>
+                <w:b w:val="0"/>
+                <w:sz w:val="18"/>
               </w:rPr>
               <w:t>—</w:t>
             </w:r>
@@ -2075,15 +2264,18 @@
         <w:tc>
           <w:tcPr>
             <w:tcW w:type="dxa" w:w="2409"/>
-            <w:shd w:val="clear" w:color="auto" w:fill="F2F2F2"/>
+            <w:shd w:val="clear" w:fill="F2F5FA"/>
           </w:tcPr>
           <w:p>
-            <w:pPr>
-              <w:spacing w:after="20"/>
-            </w:pPr>
             <w:r>
               <w:rPr>
-                <w:sz w:val="19"/>
+                <w:sz w:val="18"/>
+              </w:rPr>
+            </w:r>
+            <w:r>
+              <w:rPr>
+                <w:b w:val="0"/>
+                <w:sz w:val="18"/>
               </w:rPr>
               <w:t>4</w:t>
             </w:r>
@@ -2092,15 +2284,18 @@
         <w:tc>
           <w:tcPr>
             <w:tcW w:type="dxa" w:w="2409"/>
-            <w:shd w:val="clear" w:color="auto" w:fill="F2F2F2"/>
+            <w:shd w:val="clear" w:fill="F2F5FA"/>
           </w:tcPr>
           <w:p>
-            <w:pPr>
-              <w:spacing w:after="20"/>
-            </w:pPr>
             <w:r>
               <w:rPr>
-                <w:sz w:val="19"/>
+                <w:sz w:val="18"/>
+              </w:rPr>
+            </w:r>
+            <w:r>
+              <w:rPr>
+                <w:b w:val="0"/>
+                <w:sz w:val="18"/>
               </w:rPr>
               <w:t>①《如来禅修学体系80-摄心所分别33-命根&amp;正语&amp;正业-古源尊者-20250327（课件）.pdf》②《如来禅修学体系81-摄心所分别34-正命&amp;悲&amp;慈-古源尊者-20250328》（音声）</w:t>
             </w:r>
@@ -2109,15 +2304,18 @@
         <w:tc>
           <w:tcPr>
             <w:tcW w:type="dxa" w:w="2409"/>
-            <w:shd w:val="clear" w:color="auto" w:fill="F2F2F2"/>
+            <w:shd w:val="clear" w:fill="F2F5FA"/>
           </w:tcPr>
           <w:p>
-            <w:pPr>
-              <w:spacing w:after="20"/>
-            </w:pPr>
             <w:r>
               <w:rPr>
-                <w:sz w:val="19"/>
+                <w:sz w:val="18"/>
+              </w:rPr>
+            </w:r>
+            <w:r>
+              <w:rPr>
+                <w:b w:val="0"/>
+                <w:sz w:val="18"/>
               </w:rPr>
               <w:t>③《091讲-摄心所70-悲_正语_正业_正命1》（音声）④《092讲-摄心所71-正语_正业_正命2》（音声）</w:t>
             </w:r>
@@ -2126,15 +2324,18 @@
         <w:tc>
           <w:tcPr>
             <w:tcW w:type="dxa" w:w="2409"/>
-            <w:shd w:val="clear" w:color="auto" w:fill="F2F2F2"/>
+            <w:shd w:val="clear" w:fill="F2F5FA"/>
           </w:tcPr>
           <w:p>
-            <w:pPr>
-              <w:spacing w:after="20"/>
-            </w:pPr>
             <w:r>
               <w:rPr>
-                <w:sz w:val="19"/>
+                <w:sz w:val="18"/>
+              </w:rPr>
+            </w:r>
+            <w:r>
+              <w:rPr>
+                <w:b w:val="0"/>
+                <w:sz w:val="18"/>
               </w:rPr>
               <w:t>—</w:t>
             </w:r>
@@ -2147,12 +2348,15 @@
             <w:tcW w:type="dxa" w:w="2409"/>
           </w:tcPr>
           <w:p>
-            <w:pPr>
-              <w:spacing w:after="20"/>
-            </w:pPr>
             <w:r>
               <w:rPr>
-                <w:sz w:val="19"/>
+                <w:sz w:val="18"/>
+              </w:rPr>
+            </w:r>
+            <w:r>
+              <w:rPr>
+                <w:b w:val="0"/>
+                <w:sz w:val="18"/>
               </w:rPr>
               <w:t>5</w:t>
             </w:r>
@@ -2163,12 +2367,15 @@
             <w:tcW w:type="dxa" w:w="2409"/>
           </w:tcPr>
           <w:p>
-            <w:pPr>
-              <w:spacing w:after="20"/>
-            </w:pPr>
             <w:r>
               <w:rPr>
-                <w:sz w:val="19"/>
+                <w:sz w:val="18"/>
+              </w:rPr>
+            </w:r>
+            <w:r>
+              <w:rPr>
+                <w:b w:val="0"/>
+                <w:sz w:val="18"/>
               </w:rPr>
               <w:t>①《07 四正勤.doc》②《第32讲-精进2-（共修版）.pdf》</w:t>
             </w:r>
@@ -2179,12 +2386,15 @@
             <w:tcW w:type="dxa" w:w="2409"/>
           </w:tcPr>
           <w:p>
-            <w:pPr>
-              <w:spacing w:after="20"/>
-            </w:pPr>
             <w:r>
               <w:rPr>
-                <w:sz w:val="19"/>
+                <w:sz w:val="18"/>
+              </w:rPr>
+            </w:r>
+            <w:r>
+              <w:rPr>
+                <w:b w:val="0"/>
+                <w:sz w:val="18"/>
               </w:rPr>
               <w:t>③《如来禅修学体系22-禅修次第6-如理作意3-古源尊者-20250124》（音声）</w:t>
             </w:r>
@@ -2195,12 +2405,15 @@
             <w:tcW w:type="dxa" w:w="2409"/>
           </w:tcPr>
           <w:p>
-            <w:pPr>
-              <w:spacing w:after="20"/>
-            </w:pPr>
             <w:r>
               <w:rPr>
-                <w:sz w:val="19"/>
+                <w:sz w:val="18"/>
+              </w:rPr>
+            </w:r>
+            <w:r>
+              <w:rPr>
+                <w:b w:val="0"/>
+                <w:sz w:val="18"/>
               </w:rPr>
               <w:t>《24缘教学09》（音声）</w:t>
             </w:r>
@@ -2211,15 +2424,18 @@
         <w:tc>
           <w:tcPr>
             <w:tcW w:type="dxa" w:w="2409"/>
-            <w:shd w:val="clear" w:color="auto" w:fill="F2F2F2"/>
+            <w:shd w:val="clear" w:fill="F2F5FA"/>
           </w:tcPr>
           <w:p>
-            <w:pPr>
-              <w:spacing w:after="20"/>
-            </w:pPr>
             <w:r>
               <w:rPr>
-                <w:sz w:val="19"/>
+                <w:sz w:val="18"/>
+              </w:rPr>
+            </w:r>
+            <w:r>
+              <w:rPr>
+                <w:b w:val="0"/>
+                <w:sz w:val="18"/>
               </w:rPr>
               <w:t>6</w:t>
             </w:r>
@@ -2228,15 +2444,18 @@
         <w:tc>
           <w:tcPr>
             <w:tcW w:type="dxa" w:w="2409"/>
-            <w:shd w:val="clear" w:color="auto" w:fill="F2F2F2"/>
+            <w:shd w:val="clear" w:fill="F2F5FA"/>
           </w:tcPr>
           <w:p>
-            <w:pPr>
-              <w:spacing w:after="20"/>
-            </w:pPr>
             <w:r>
               <w:rPr>
-                <w:sz w:val="19"/>
+                <w:sz w:val="18"/>
+              </w:rPr>
+            </w:r>
+            <w:r>
+              <w:rPr>
+                <w:b w:val="0"/>
+                <w:sz w:val="18"/>
               </w:rPr>
               <w:t>①《止观前行实修营5-具念正知1（共修版）.pdf》②《第 172 讲 应用 (摄集 20)：三十七道品╱苦之集［摄菩提分·身念处·入出息念 (一)］.pdf》</w:t>
             </w:r>
@@ -2245,15 +2464,18 @@
         <w:tc>
           <w:tcPr>
             <w:tcW w:type="dxa" w:w="2409"/>
-            <w:shd w:val="clear" w:color="auto" w:fill="F2F2F2"/>
+            <w:shd w:val="clear" w:fill="F2F5FA"/>
           </w:tcPr>
           <w:p>
-            <w:pPr>
-              <w:spacing w:after="20"/>
-            </w:pPr>
             <w:r>
               <w:rPr>
-                <w:sz w:val="19"/>
+                <w:sz w:val="18"/>
+              </w:rPr>
+            </w:r>
+            <w:r>
+              <w:rPr>
+                <w:b w:val="0"/>
+                <w:sz w:val="18"/>
               </w:rPr>
               <w:t>③《181讲-摄集-摄菩提分-身念处-正知4-古源尊者-20211116》（音声）</w:t>
             </w:r>
@@ -2262,15 +2484,18 @@
         <w:tc>
           <w:tcPr>
             <w:tcW w:type="dxa" w:w="2409"/>
-            <w:shd w:val="clear" w:color="auto" w:fill="F2F2F2"/>
+            <w:shd w:val="clear" w:fill="F2F5FA"/>
           </w:tcPr>
           <w:p>
-            <w:pPr>
-              <w:spacing w:after="20"/>
-            </w:pPr>
             <w:r>
               <w:rPr>
-                <w:sz w:val="19"/>
+                <w:sz w:val="18"/>
+              </w:rPr>
+            </w:r>
+            <w:r>
+              <w:rPr>
+                <w:b w:val="0"/>
+                <w:sz w:val="18"/>
               </w:rPr>
               <w:t>—</w:t>
             </w:r>
@@ -2283,12 +2508,15 @@
             <w:tcW w:type="dxa" w:w="2409"/>
           </w:tcPr>
           <w:p>
-            <w:pPr>
-              <w:spacing w:after="20"/>
-            </w:pPr>
             <w:r>
               <w:rPr>
-                <w:sz w:val="19"/>
+                <w:sz w:val="18"/>
+              </w:rPr>
+            </w:r>
+            <w:r>
+              <w:rPr>
+                <w:b w:val="0"/>
+                <w:sz w:val="18"/>
               </w:rPr>
               <w:t>7</w:t>
             </w:r>
@@ -2299,12 +2527,15 @@
             <w:tcW w:type="dxa" w:w="2409"/>
           </w:tcPr>
           <w:p>
-            <w:pPr>
-              <w:spacing w:after="20"/>
-            </w:pPr>
             <w:r>
               <w:rPr>
-                <w:sz w:val="19"/>
+                <w:sz w:val="18"/>
+              </w:rPr>
+            </w:r>
+            <w:r>
+              <w:rPr>
+                <w:b w:val="0"/>
+                <w:sz w:val="18"/>
               </w:rPr>
               <w:t>①《160讲-摄集-七禅支-古源尊者-20210605（共修版）(3).pdf》②《176讲-摄集-安止善巧1-古源尊者-20211015（共修版）.pdf》</w:t>
             </w:r>
@@ -2315,12 +2546,15 @@
             <w:tcW w:type="dxa" w:w="2409"/>
           </w:tcPr>
           <w:p>
-            <w:pPr>
-              <w:spacing w:after="20"/>
-            </w:pPr>
             <w:r>
               <w:rPr>
-                <w:sz w:val="19"/>
+                <w:sz w:val="18"/>
+              </w:rPr>
+            </w:r>
+            <w:r>
+              <w:rPr>
+                <w:b w:val="0"/>
+                <w:sz w:val="18"/>
               </w:rPr>
               <w:t>③《2024百花古寺禅修营14-〈大念处经〉讲记11-古源尊者-20240218》（音声）</w:t>
             </w:r>
@@ -2331,12 +2565,15 @@
             <w:tcW w:type="dxa" w:w="2409"/>
           </w:tcPr>
           <w:p>
-            <w:pPr>
-              <w:spacing w:after="20"/>
-            </w:pPr>
             <w:r>
               <w:rPr>
-                <w:sz w:val="19"/>
+                <w:sz w:val="18"/>
+              </w:rPr>
+            </w:r>
+            <w:r>
+              <w:rPr>
+                <w:b w:val="0"/>
+                <w:sz w:val="18"/>
               </w:rPr>
               <w:t>《57讲掉举2一境性1共修版.pdf》；《如来禅修学体系65一境性》（音声）</w:t>
             </w:r>
@@ -2347,15 +2584,18 @@
         <w:tc>
           <w:tcPr>
             <w:tcW w:type="dxa" w:w="2409"/>
-            <w:shd w:val="clear" w:color="auto" w:fill="F2F2F2"/>
+            <w:shd w:val="clear" w:fill="F2F5FA"/>
           </w:tcPr>
           <w:p>
-            <w:pPr>
-              <w:spacing w:after="20"/>
-            </w:pPr>
             <w:r>
               <w:rPr>
-                <w:sz w:val="19"/>
+                <w:sz w:val="18"/>
+              </w:rPr>
+            </w:r>
+            <w:r>
+              <w:rPr>
+                <w:b w:val="0"/>
+                <w:sz w:val="18"/>
               </w:rPr>
               <w:t>8</w:t>
             </w:r>
@@ -2364,15 +2604,18 @@
         <w:tc>
           <w:tcPr>
             <w:tcW w:type="dxa" w:w="2409"/>
-            <w:shd w:val="clear" w:color="auto" w:fill="F2F2F2"/>
+            <w:shd w:val="clear" w:fill="F2F5FA"/>
           </w:tcPr>
           <w:p>
-            <w:pPr>
-              <w:spacing w:after="20"/>
-            </w:pPr>
             <w:r>
               <w:rPr>
-                <w:sz w:val="19"/>
+                <w:sz w:val="18"/>
+              </w:rPr>
+            </w:r>
+            <w:r>
+              <w:rPr>
+                <w:b w:val="0"/>
+                <w:sz w:val="18"/>
               </w:rPr>
               <w:t>①《161讲-攝集-十二道分-古源尊者-20210612(共修版).pdf》②《161讲-摄集-十二道分-古源尊者-20210612》（音声）</w:t>
             </w:r>
@@ -2381,15 +2624,18 @@
         <w:tc>
           <w:tcPr>
             <w:tcW w:type="dxa" w:w="2409"/>
-            <w:shd w:val="clear" w:color="auto" w:fill="F2F2F2"/>
+            <w:shd w:val="clear" w:fill="F2F5FA"/>
           </w:tcPr>
           <w:p>
-            <w:pPr>
-              <w:spacing w:after="20"/>
-            </w:pPr>
             <w:r>
               <w:rPr>
-                <w:sz w:val="19"/>
+                <w:sz w:val="18"/>
+              </w:rPr>
+            </w:r>
+            <w:r>
+              <w:rPr>
+                <w:b w:val="0"/>
+                <w:sz w:val="18"/>
               </w:rPr>
               <w:t>③《古源尊者24缘释义第017讲-道缘.pdf》④《第55讲-摄缘-十二缘起与二十四缘-释二十四缘-道缘3-古源尊者-20230910（共修版）.pdf》</w:t>
             </w:r>
@@ -2398,15 +2644,18 @@
         <w:tc>
           <w:tcPr>
             <w:tcW w:type="dxa" w:w="2409"/>
-            <w:shd w:val="clear" w:color="auto" w:fill="F2F2F2"/>
+            <w:shd w:val="clear" w:fill="F2F5FA"/>
           </w:tcPr>
           <w:p>
-            <w:pPr>
-              <w:spacing w:after="20"/>
-            </w:pPr>
             <w:r>
               <w:rPr>
-                <w:sz w:val="19"/>
+                <w:sz w:val="18"/>
+              </w:rPr>
+            </w:r>
+            <w:r>
+              <w:rPr>
+                <w:b w:val="0"/>
+                <w:sz w:val="18"/>
               </w:rPr>
               <w:t>《05 三十七菩提分.doc》（与W1跨周共用，取道分细节段）</w:t>
             </w:r>
@@ -2418,140 +2667,102 @@
       <w:r>
         <w:rPr>
           <w:b/>
-          <w:sz w:val="21"/>
         </w:rPr>
         <w:t>编号定位</w:t>
       </w:r>
       <w:r>
         <w:rPr>
-          <w:sz w:val="21"/>
+          <w:b w:val="0"/>
         </w:rPr>
         <w:t>（与蓝图素材表一致）：①＝主材料；②＝主材料二或副材料；③＝补充材料；④＝扩展材料（W4、W8 设有④）。每周文档内另有★核心必读／◈扩展可选标记。</w:t>
       </w:r>
     </w:p>
     <w:p>
       <w:pPr>
-        <w:ind w:left="340"/>
+        <w:pStyle w:val="ListBullet"/>
       </w:pPr>
       <w:r>
         <w:rPr>
-          <w:color w:val="1F3864"/>
-          <w:sz w:val="21"/>
-        </w:rPr>
-        <w:t xml:space="preserve">• </w:t>
-      </w:r>
-      <w:r>
-        <w:rPr>
           <w:b/>
-          <w:sz w:val="21"/>
         </w:rPr>
         <w:t>跨周拆分</w:t>
       </w:r>
       <w:r>
         <w:rPr>
-          <w:sz w:val="21"/>
+          <w:b w:val="0"/>
         </w:rPr>
         <w:t>：《05 三十七菩提分.doc》为 W1 与 W8 共用（同一 id）——W1 取"菩提分总纲与八道支概览段"，W8 取"道分细节段"，各自注明出处。</w:t>
       </w:r>
     </w:p>
     <w:p>
       <w:pPr>
-        <w:ind w:left="340"/>
+        <w:pStyle w:val="ListBullet"/>
       </w:pPr>
       <w:r>
         <w:rPr>
-          <w:color w:val="1F3864"/>
-          <w:sz w:val="21"/>
-        </w:rPr>
-        <w:t xml:space="preserve">• </w:t>
-      </w:r>
-      <w:r>
-        <w:rPr>
           <w:b/>
-          <w:sz w:val="21"/>
         </w:rPr>
         <w:t>同讲次拆分</w:t>
       </w:r>
       <w:r>
         <w:rPr>
-          <w:sz w:val="21"/>
+          <w:b w:val="0"/>
         </w:rPr>
         <w:t>：W3 的162讲共修版与应用版两个 id 按章节分工——共修版取"邪思惟定义与苦果段"，应用版取"不健康思惟定式根源、定式转化与训练方法段"；W6 的172讲应用版</w:t>
       </w:r>
       <w:r>
         <w:rPr>
           <w:b/>
-          <w:sz w:val="21"/>
         </w:rPr>
         <w:t>只取</w:t>
       </w:r>
       <w:r>
         <w:rPr>
-          <w:sz w:val="21"/>
+          <w:b w:val="0"/>
         </w:rPr>
         <w:t>"菩提分总纲与四念处结构段"（入出息念方法细节段不照录，注明"详见读书会01"）。</w:t>
       </w:r>
     </w:p>
     <w:p>
       <w:pPr>
-        <w:ind w:left="340"/>
+        <w:pStyle w:val="ListBullet"/>
       </w:pPr>
       <w:r>
         <w:rPr>
-          <w:color w:val="1F3864"/>
-          <w:sz w:val="21"/>
-        </w:rPr>
-        <w:t xml:space="preserve">• </w:t>
-      </w:r>
-      <w:r>
-        <w:rPr>
           <w:b/>
-          <w:sz w:val="21"/>
         </w:rPr>
         <w:t>音声材料</w:t>
       </w:r>
       <w:r>
         <w:rPr>
-          <w:sz w:val="21"/>
+          <w:b w:val="0"/>
         </w:rPr>
-        <w:t>：标注"（依据录音转写整理，已校对明显同音错字）"，保留时间码 `[00:00:00.000]` 作为出处标记；朗读时跳过时间码与括注。</w:t>
+        <w:t>：标注"（依据录音转写整理，已校对明显同音错字）"，保留时间码 [00:00:00.000] 作为出处标记；朗读时跳过时间码与括注。</w:t>
       </w:r>
     </w:p>
     <w:p>
       <w:pPr>
-        <w:ind w:left="340"/>
+        <w:pStyle w:val="ListBullet"/>
       </w:pPr>
       <w:r>
         <w:rPr>
-          <w:color w:val="1F3864"/>
-          <w:sz w:val="21"/>
-        </w:rPr>
-        <w:t xml:space="preserve">• </w:t>
-      </w:r>
-      <w:r>
-        <w:rPr>
           <w:b/>
-          <w:sz w:val="21"/>
         </w:rPr>
         <w:t>延伸阅读</w:t>
       </w:r>
       <w:r>
         <w:rPr>
-          <w:sz w:val="21"/>
+          <w:b w:val="0"/>
         </w:rPr>
         <w:t>：仅见于学员版末尾，不作必读，共读环节不安排。</w:t>
       </w:r>
     </w:p>
     <w:p>
-      <w:pPr>
-        <w:spacing w:before="160" w:after="80"/>
-      </w:pPr>
       <w:r>
         <w:rPr>
-          <w:rFonts w:ascii="Microsoft YaHei" w:hAnsi="Microsoft YaHei" w:eastAsia="Microsoft YaHei"/>
           <w:b/>
           <w:color w:val="1F3864"/>
-          <w:sz w:val="28"/>
+          <w:sz w:val="26"/>
         </w:rPr>
         <w:t>七、心理安全要点索引（本系列重点；详见《_制作规范_读书10.md》第6节）</w:t>
       </w:r>
@@ -2560,7 +2771,6 @@
       <w:tblPr>
         <w:tblStyle w:val="TableGrid"/>
         <w:tblW w:type="auto" w:w="0"/>
-        <w:jc w:val="center"/>
         <w:tblLook w:firstColumn="1" w:firstRow="1" w:lastColumn="0" w:lastRow="0" w:noHBand="0" w:noVBand="1" w:val="04A0"/>
       </w:tblPr>
       <w:tblGrid>
@@ -2572,17 +2782,20 @@
         <w:tc>
           <w:tcPr>
             <w:tcW w:type="dxa" w:w="3213"/>
-            <w:shd w:val="clear" w:color="auto" w:fill="1F3864"/>
+            <w:shd w:val="clear" w:fill="1F3864"/>
           </w:tcPr>
           <w:p>
-            <w:pPr>
-              <w:spacing w:after="20"/>
-            </w:pPr>
             <w:r>
               <w:rPr>
-                <w:b/>
                 <w:color w:val="FFFFFF"/>
-                <w:sz w:val="19"/>
+                <w:sz w:val="18"/>
+              </w:rPr>
+            </w:r>
+            <w:r>
+              <w:rPr>
+                <w:b w:val="0"/>
+                <w:color w:val="FFFFFF"/>
+                <w:sz w:val="18"/>
               </w:rPr>
               <w:t>周</w:t>
             </w:r>
@@ -2591,17 +2804,20 @@
         <w:tc>
           <w:tcPr>
             <w:tcW w:type="dxa" w:w="3213"/>
-            <w:shd w:val="clear" w:color="auto" w:fill="1F3864"/>
+            <w:shd w:val="clear" w:fill="1F3864"/>
           </w:tcPr>
           <w:p>
-            <w:pPr>
-              <w:spacing w:after="20"/>
-            </w:pPr>
             <w:r>
               <w:rPr>
-                <w:b/>
                 <w:color w:val="FFFFFF"/>
-                <w:sz w:val="19"/>
+                <w:sz w:val="18"/>
+              </w:rPr>
+            </w:r>
+            <w:r>
+              <w:rPr>
+                <w:b w:val="0"/>
+                <w:color w:val="FFFFFF"/>
+                <w:sz w:val="18"/>
               </w:rPr>
               <w:t>话题</w:t>
             </w:r>
@@ -2610,17 +2826,20 @@
         <w:tc>
           <w:tcPr>
             <w:tcW w:type="dxa" w:w="3213"/>
-            <w:shd w:val="clear" w:color="auto" w:fill="1F3864"/>
+            <w:shd w:val="clear" w:fill="1F3864"/>
           </w:tcPr>
           <w:p>
-            <w:pPr>
-              <w:spacing w:after="20"/>
-            </w:pPr>
             <w:r>
               <w:rPr>
-                <w:b/>
                 <w:color w:val="FFFFFF"/>
-                <w:sz w:val="19"/>
+                <w:sz w:val="18"/>
+              </w:rPr>
+            </w:r>
+            <w:r>
+              <w:rPr>
+                <w:b w:val="0"/>
+                <w:color w:val="FFFFFF"/>
+                <w:sz w:val="18"/>
               </w:rPr>
               <w:t>要点与主持人动作</w:t>
             </w:r>
@@ -2633,12 +2852,15 @@
             <w:tcW w:type="dxa" w:w="3213"/>
           </w:tcPr>
           <w:p>
-            <w:pPr>
-              <w:spacing w:after="20"/>
-            </w:pPr>
             <w:r>
               <w:rPr>
-                <w:sz w:val="19"/>
+                <w:sz w:val="18"/>
+              </w:rPr>
+            </w:r>
+            <w:r>
+              <w:rPr>
+                <w:b w:val="0"/>
+                <w:sz w:val="18"/>
               </w:rPr>
               <w:t>W3</w:t>
             </w:r>
@@ -2649,12 +2871,15 @@
             <w:tcW w:type="dxa" w:w="3213"/>
           </w:tcPr>
           <w:p>
-            <w:pPr>
-              <w:spacing w:after="20"/>
-            </w:pPr>
             <w:r>
               <w:rPr>
-                <w:sz w:val="19"/>
+                <w:sz w:val="18"/>
+              </w:rPr>
+            </w:r>
+            <w:r>
+              <w:rPr>
+                <w:b w:val="0"/>
+                <w:sz w:val="18"/>
               </w:rPr>
               <w:t>出离话题</w:t>
             </w:r>
@@ -2665,12 +2890,15 @@
             <w:tcW w:type="dxa" w:w="3213"/>
           </w:tcPr>
           <w:p>
-            <w:pPr>
-              <w:spacing w:after="20"/>
-            </w:pPr>
             <w:r>
               <w:rPr>
-                <w:sz w:val="19"/>
+                <w:sz w:val="18"/>
+              </w:rPr>
+            </w:r>
+            <w:r>
+              <w:rPr>
+                <w:b w:val="0"/>
+                <w:sz w:val="18"/>
               </w:rPr>
               <w:t>涉戒除不良习惯与人际冲突——分享自愿、不评判；不以"邪思维"标签指责他人观点；宽恕话题不逼迫成员披露伤害经历</w:t>
             </w:r>
@@ -2681,15 +2909,18 @@
         <w:tc>
           <w:tcPr>
             <w:tcW w:type="dxa" w:w="3213"/>
-            <w:shd w:val="clear" w:color="auto" w:fill="F2F2F2"/>
+            <w:shd w:val="clear" w:fill="F2F5FA"/>
           </w:tcPr>
           <w:p>
-            <w:pPr>
-              <w:spacing w:after="20"/>
-            </w:pPr>
             <w:r>
               <w:rPr>
-                <w:sz w:val="19"/>
+                <w:sz w:val="18"/>
+              </w:rPr>
+            </w:r>
+            <w:r>
+              <w:rPr>
+                <w:b w:val="0"/>
+                <w:sz w:val="18"/>
               </w:rPr>
               <w:t>W5</w:t>
             </w:r>
@@ -2698,15 +2929,18 @@
         <w:tc>
           <w:tcPr>
             <w:tcW w:type="dxa" w:w="3213"/>
-            <w:shd w:val="clear" w:color="auto" w:fill="F2F2F2"/>
+            <w:shd w:val="clear" w:fill="F2F5FA"/>
           </w:tcPr>
           <w:p>
-            <w:pPr>
-              <w:spacing w:after="20"/>
-            </w:pPr>
             <w:r>
               <w:rPr>
-                <w:sz w:val="19"/>
+                <w:sz w:val="18"/>
+              </w:rPr>
+            </w:r>
+            <w:r>
+              <w:rPr>
+                <w:b w:val="0"/>
+                <w:sz w:val="18"/>
               </w:rPr>
               <w:t>防自我苛责</w:t>
             </w:r>
@@ -2715,41 +2949,46 @@
         <w:tc>
           <w:tcPr>
             <w:tcW w:type="dxa" w:w="3213"/>
-            <w:shd w:val="clear" w:color="auto" w:fill="F2F2F2"/>
+            <w:shd w:val="clear" w:fill="F2F5FA"/>
           </w:tcPr>
           <w:p>
-            <w:pPr>
-              <w:spacing w:after="20"/>
-            </w:pPr>
             <w:r>
               <w:rPr>
-                <w:sz w:val="19"/>
+                <w:sz w:val="18"/>
+              </w:rPr>
+            </w:r>
+            <w:r>
+              <w:rPr>
+                <w:b w:val="0"/>
+                <w:sz w:val="18"/>
               </w:rPr>
               <w:t>正精进是</w:t>
             </w:r>
             <w:r>
               <w:rPr>
                 <w:b/>
-                <w:sz w:val="19"/>
+                <w:sz w:val="18"/>
               </w:rPr>
               <w:t>平衡的精进</w:t>
             </w:r>
             <w:r>
               <w:rPr>
-                <w:sz w:val="19"/>
+                <w:b w:val="0"/>
+                <w:sz w:val="18"/>
               </w:rPr>
               <w:t>（如调弦不松不紧），不以自责驱动；</w:t>
             </w:r>
             <w:r>
               <w:rPr>
                 <w:b/>
-                <w:sz w:val="19"/>
+                <w:sz w:val="18"/>
               </w:rPr>
               <w:t>四正勤的对象是行为与习惯，不是否定人格</w:t>
             </w:r>
             <w:r>
               <w:rPr>
-                <w:sz w:val="19"/>
+                <w:b w:val="0"/>
+                <w:sz w:val="18"/>
               </w:rPr>
               <w:t>——发现烦恼应该欢喜</w:t>
             </w:r>
@@ -2762,12 +3001,15 @@
             <w:tcW w:type="dxa" w:w="3213"/>
           </w:tcPr>
           <w:p>
-            <w:pPr>
-              <w:spacing w:after="20"/>
-            </w:pPr>
             <w:r>
               <w:rPr>
-                <w:sz w:val="19"/>
+                <w:sz w:val="18"/>
+              </w:rPr>
+            </w:r>
+            <w:r>
+              <w:rPr>
+                <w:b w:val="0"/>
+                <w:sz w:val="18"/>
               </w:rPr>
               <w:t>W7</w:t>
             </w:r>
@@ -2778,12 +3020,15 @@
             <w:tcW w:type="dxa" w:w="3213"/>
           </w:tcPr>
           <w:p>
-            <w:pPr>
-              <w:spacing w:after="20"/>
-            </w:pPr>
             <w:r>
               <w:rPr>
-                <w:sz w:val="19"/>
+                <w:sz w:val="18"/>
+              </w:rPr>
+            </w:r>
+            <w:r>
+              <w:rPr>
+                <w:b w:val="0"/>
+                <w:sz w:val="18"/>
               </w:rPr>
               <w:t>定力不比较</w:t>
             </w:r>
@@ -2794,25 +3039,29 @@
             <w:tcW w:type="dxa" w:w="3213"/>
           </w:tcPr>
           <w:p>
-            <w:pPr>
-              <w:spacing w:after="20"/>
-            </w:pPr>
             <w:r>
               <w:rPr>
-                <w:sz w:val="19"/>
+                <w:sz w:val="18"/>
+              </w:rPr>
+            </w:r>
+            <w:r>
+              <w:rPr>
+                <w:b w:val="0"/>
+                <w:sz w:val="18"/>
               </w:rPr>
               <w:t>定力浅深</w:t>
             </w:r>
             <w:r>
               <w:rPr>
                 <w:b/>
-                <w:sz w:val="19"/>
+                <w:sz w:val="18"/>
               </w:rPr>
               <w:t>不作比较、不攀比禅修境界</w:t>
             </w:r>
             <w:r>
               <w:rPr>
-                <w:sz w:val="19"/>
+                <w:b w:val="0"/>
+                <w:sz w:val="18"/>
               </w:rPr>
               <w:t>；未体验禅相属正常；安止善巧是对未来修行的储备知识</w:t>
             </w:r>
@@ -2823,15 +3072,18 @@
         <w:tc>
           <w:tcPr>
             <w:tcW w:type="dxa" w:w="3213"/>
-            <w:shd w:val="clear" w:color="auto" w:fill="F2F2F2"/>
+            <w:shd w:val="clear" w:fill="F2F5FA"/>
           </w:tcPr>
           <w:p>
-            <w:pPr>
-              <w:spacing w:after="20"/>
-            </w:pPr>
             <w:r>
               <w:rPr>
-                <w:sz w:val="19"/>
+                <w:sz w:val="18"/>
+              </w:rPr>
+            </w:r>
+            <w:r>
+              <w:rPr>
+                <w:b w:val="0"/>
+                <w:sz w:val="18"/>
               </w:rPr>
               <w:t>W8</w:t>
             </w:r>
@@ -2840,15 +3092,18 @@
         <w:tc>
           <w:tcPr>
             <w:tcW w:type="dxa" w:w="3213"/>
-            <w:shd w:val="clear" w:color="auto" w:fill="F2F2F2"/>
+            <w:shd w:val="clear" w:fill="F2F5FA"/>
           </w:tcPr>
           <w:p>
-            <w:pPr>
-              <w:spacing w:after="20"/>
-            </w:pPr>
             <w:r>
               <w:rPr>
-                <w:sz w:val="19"/>
+                <w:sz w:val="18"/>
+              </w:rPr>
+            </w:r>
+            <w:r>
+              <w:rPr>
+                <w:b w:val="0"/>
+                <w:sz w:val="18"/>
               </w:rPr>
               <w:t>只对镜自照</w:t>
             </w:r>
@@ -2857,15 +3112,18 @@
         <w:tc>
           <w:tcPr>
             <w:tcW w:type="dxa" w:w="3213"/>
-            <w:shd w:val="clear" w:color="auto" w:fill="F2F2F2"/>
+            <w:shd w:val="clear" w:fill="F2F5FA"/>
           </w:tcPr>
           <w:p>
-            <w:pPr>
-              <w:spacing w:after="20"/>
-            </w:pPr>
             <w:r>
               <w:rPr>
-                <w:sz w:val="19"/>
+                <w:sz w:val="18"/>
+              </w:rPr>
+            </w:r>
+            <w:r>
+              <w:rPr>
+                <w:b w:val="0"/>
+                <w:sz w:val="18"/>
               </w:rPr>
               <w:t>十二道分对照自己、不指认他人——拆自己的见是修行，指认别人的见是冒犯；收官周守住"不比收获、不逼分享"</w:t>
             </w:r>
@@ -2878,12 +3136,15 @@
             <w:tcW w:type="dxa" w:w="3213"/>
           </w:tcPr>
           <w:p>
-            <w:pPr>
-              <w:spacing w:after="20"/>
-            </w:pPr>
             <w:r>
               <w:rPr>
-                <w:sz w:val="19"/>
+                <w:sz w:val="18"/>
+              </w:rPr>
+            </w:r>
+            <w:r>
+              <w:rPr>
+                <w:b w:val="0"/>
+                <w:sz w:val="18"/>
               </w:rPr>
               <w:t>通用</w:t>
             </w:r>
@@ -2894,12 +3155,15 @@
             <w:tcW w:type="dxa" w:w="3213"/>
           </w:tcPr>
           <w:p>
-            <w:pPr>
-              <w:spacing w:after="20"/>
-            </w:pPr>
             <w:r>
               <w:rPr>
-                <w:sz w:val="19"/>
+                <w:sz w:val="18"/>
+              </w:rPr>
+            </w:r>
+            <w:r>
+              <w:rPr>
+                <w:b w:val="0"/>
+                <w:sz w:val="18"/>
               </w:rPr>
               <w:t>——</w:t>
             </w:r>
@@ -2910,12 +3174,15 @@
             <w:tcW w:type="dxa" w:w="3213"/>
           </w:tcPr>
           <w:p>
-            <w:pPr>
-              <w:spacing w:after="20"/>
-            </w:pPr>
             <w:r>
               <w:rPr>
-                <w:sz w:val="19"/>
+                <w:sz w:val="18"/>
+              </w:rPr>
+            </w:r>
+            <w:r>
+              <w:rPr>
+                <w:b w:val="0"/>
+                <w:sz w:val="18"/>
               </w:rPr>
               <w:t>分享以自愿为限；主持人不诊断、不给心理学标签；成员情绪波动时提供呼吸放松／允许静坐或暂离选项</w:t>
             </w:r>
@@ -2925,766 +3192,540 @@
     </w:tbl>
     <w:p>
       <w:pPr>
-        <w:spacing w:before="40" w:after="80"/>
-        <w:ind w:left="283"/>
-        <w:shd w:val="clear" w:color="auto" w:fill="EEF2F8"/>
+        <w:ind w:left="170"/>
         <w:pBdr>
-          <w:left w:val="single" w:sz="20" w:space="6" w:color="1F3864"/>
+          <w:left w:val="single" w:sz="18" w:space="4" w:color="1F3864"/>
         </w:pBdr>
+        <w:shd w:val="clear" w:fill="F2F5FA"/>
       </w:pPr>
       <w:r>
         <w:rPr>
-          <w:sz w:val="20"/>
+          <w:b w:val="0"/>
         </w:rPr>
         <w:t>如实修是为了离苦，不是制造新的自我攻击——凡发现成员把"八正道"变成自我苛责的尺子，主持人即以 W5 条目温和提示。</w:t>
       </w:r>
     </w:p>
     <w:p>
-      <w:pPr>
-        <w:spacing w:before="160" w:after="80"/>
-      </w:pPr>
       <w:r>
         <w:rPr>
-          <w:rFonts w:ascii="Microsoft YaHei" w:hAnsi="Microsoft YaHei" w:eastAsia="Microsoft YaHei"/>
           <w:b/>
           <w:color w:val="1F3864"/>
-          <w:sz w:val="28"/>
+          <w:sz w:val="26"/>
         </w:rPr>
         <w:t>八、跨系列边界说明（供组织者与延伸阅读参考；均在《_制作蓝图_读书10.md》注明）</w:t>
       </w:r>
     </w:p>
     <w:p>
       <w:pPr>
-        <w:ind w:left="340"/>
+        <w:pStyle w:val="ListBullet"/>
       </w:pPr>
       <w:r>
         <w:rPr>
-          <w:color w:val="1F3864"/>
-          <w:sz w:val="21"/>
-        </w:rPr>
-        <w:t xml:space="preserve">• </w:t>
-      </w:r>
-      <w:r>
-        <w:rPr>
           <w:b/>
-          <w:sz w:val="21"/>
         </w:rPr>
         <w:t>读书会01（禅修入门）</w:t>
       </w:r>
       <w:r>
         <w:rPr>
-          <w:sz w:val="21"/>
+          <w:b w:val="0"/>
         </w:rPr>
         <w:t>：安般十六步、取相与禅相详讲归01。本系列 W6 不照录入出息念方法细节段（172应用版只取菩提分总纲与四念处结构段）；W7 定从"禅支／安止善巧"角度讲，不复述安般十六步。</w:t>
       </w:r>
     </w:p>
     <w:p>
       <w:pPr>
-        <w:ind w:left="340"/>
+        <w:pStyle w:val="ListBullet"/>
       </w:pPr>
       <w:r>
         <w:rPr>
-          <w:color w:val="1F3864"/>
-          <w:sz w:val="21"/>
-        </w:rPr>
-        <w:t xml:space="preserve">• </w:t>
-      </w:r>
-      <w:r>
-        <w:rPr>
           <w:b/>
-          <w:sz w:val="21"/>
         </w:rPr>
         <w:t>读书会02（慈心禅）</w:t>
       </w:r>
       <w:r>
         <w:rPr>
-          <w:sz w:val="21"/>
+          <w:b w:val="0"/>
         </w:rPr>
         <w:t>：《应作慈爱经》整篇共读归02。</w:t>
       </w:r>
     </w:p>
     <w:p>
       <w:pPr>
-        <w:ind w:left="340"/>
+        <w:pStyle w:val="ListBullet"/>
       </w:pPr>
       <w:r>
         <w:rPr>
-          <w:color w:val="1F3864"/>
-          <w:sz w:val="21"/>
-        </w:rPr>
-        <w:t xml:space="preserve">• </w:t>
-      </w:r>
-      <w:r>
-        <w:rPr>
           <w:b/>
-          <w:sz w:val="21"/>
         </w:rPr>
         <w:t>读书会04（持戒与戒律生活）</w:t>
       </w:r>
       <w:r>
         <w:rPr>
-          <w:sz w:val="21"/>
+          <w:b w:val="0"/>
         </w:rPr>
         <w:t>：五戒／八戒／戒随念详解归04。本系列 W4 从</w:t>
       </w:r>
       <w:r>
         <w:rPr>
           <w:b/>
-          <w:sz w:val="21"/>
         </w:rPr>
         <w:t>道支／离心所角度</w:t>
       </w:r>
       <w:r>
         <w:rPr>
-          <w:sz w:val="21"/>
+          <w:b w:val="0"/>
         </w:rPr>
         <w:t>讲正语正业正命（特相作用现起近因、三离层次、与慈悲的关系），不重复戒条开遮持犯。</w:t>
       </w:r>
     </w:p>
     <w:p>
       <w:pPr>
-        <w:ind w:left="340"/>
+        <w:pStyle w:val="ListBullet"/>
       </w:pPr>
       <w:r>
         <w:rPr>
-          <w:color w:val="1F3864"/>
-          <w:sz w:val="21"/>
-        </w:rPr>
-        <w:t xml:space="preserve">• </w:t>
-      </w:r>
-      <w:r>
-        <w:rPr>
           <w:b/>
-          <w:sz w:val="21"/>
         </w:rPr>
         <w:t>读书会05（日常正念正知）</w:t>
       </w:r>
       <w:r>
         <w:rPr>
-          <w:sz w:val="21"/>
+          <w:b w:val="0"/>
         </w:rPr>
         <w:t>：本系列 W6 从"四种正知定义与道支定位"展开；05线已用段落不重复（其素材id全在禁用清单，照录前已逐id核验）。</w:t>
       </w:r>
     </w:p>
     <w:p>
       <w:pPr>
-        <w:ind w:left="340"/>
+        <w:pStyle w:val="ListBullet"/>
       </w:pPr>
       <w:r>
         <w:rPr>
-          <w:color w:val="1F3864"/>
-          <w:sz w:val="21"/>
-        </w:rPr>
-        <w:t xml:space="preserve">• </w:t>
-      </w:r>
-      <w:r>
-        <w:rPr>
           <w:b/>
-          <w:sz w:val="21"/>
         </w:rPr>
         <w:t>读书会06（身念处）</w:t>
       </w:r>
       <w:r>
         <w:rPr>
-          <w:sz w:val="21"/>
+          <w:b w:val="0"/>
         </w:rPr>
         <w:t>：身念处十随念／威仪路详讲归06。本系列 W6 只取四念处</w:t>
       </w:r>
       <w:r>
         <w:rPr>
           <w:b/>
-          <w:sz w:val="21"/>
         </w:rPr>
         <w:t>结构总览</w:t>
       </w:r>
       <w:r>
         <w:rPr>
-          <w:sz w:val="21"/>
+          <w:b w:val="0"/>
         </w:rPr>
         <w:t>与四种正知</w:t>
       </w:r>
       <w:r>
         <w:rPr>
           <w:b/>
-          <w:sz w:val="21"/>
         </w:rPr>
         <w:t>定义</w:t>
       </w:r>
       <w:r>
         <w:rPr>
-          <w:sz w:val="21"/>
+          <w:b w:val="0"/>
         </w:rPr>
         <w:t>。</w:t>
       </w:r>
     </w:p>
     <w:p>
       <w:pPr>
-        <w:ind w:left="340"/>
+        <w:pStyle w:val="ListBullet"/>
       </w:pPr>
       <w:r>
         <w:rPr>
-          <w:color w:val="1F3864"/>
-          <w:sz w:val="21"/>
-        </w:rPr>
-        <w:t xml:space="preserve">• </w:t>
-      </w:r>
-      <w:r>
-        <w:rPr>
           <w:b/>
-          <w:sz w:val="21"/>
         </w:rPr>
         <w:t>读书会07（心念处与法念处）／读书会08（四圣谛一苦与集）</w:t>
       </w:r>
       <w:r>
         <w:rPr>
-          <w:sz w:val="21"/>
+          <w:b w:val="0"/>
         </w:rPr>
         <w:t>：186-196讲（心念处／五盖／五取蕴／七觉支／四圣谛）各版本已被07/08大量使用，本系列不使用186-196讲任何 id（全部在禁用清单）。</w:t>
       </w:r>
     </w:p>
     <w:p>
       <w:pPr>
-        <w:ind w:left="340"/>
+        <w:pStyle w:val="ListBullet"/>
       </w:pPr>
       <w:r>
         <w:rPr>
-          <w:color w:val="1F3864"/>
-          <w:sz w:val="21"/>
-        </w:rPr>
-        <w:t xml:space="preserve">• </w:t>
-      </w:r>
-      <w:r>
-        <w:rPr>
           <w:b/>
-          <w:sz w:val="21"/>
         </w:rPr>
         <w:t>读书会09《四圣谛（二）——灭与道》</w:t>
       </w:r>
       <w:r>
         <w:rPr>
-          <w:sz w:val="21"/>
+          <w:b w:val="0"/>
         </w:rPr>
         <w:t>：灭谛（涅槃、爱欲熄灭）与道谛</w:t>
       </w:r>
       <w:r>
         <w:rPr>
           <w:b/>
-          <w:sz w:val="21"/>
         </w:rPr>
         <w:t>整体架构</w:t>
       </w:r>
       <w:r>
         <w:rPr>
-          <w:sz w:val="21"/>
+          <w:b w:val="0"/>
         </w:rPr>
         <w:t>归09。本系列 W1 以《转法轮经》中道章为主线（中道即八支圣道的开出），涉及"灭谛"仅一句带过并注明"详见读书会09"；W8 不展开"涅槃"义理。</w:t>
       </w:r>
     </w:p>
     <w:p>
       <w:pPr>
-        <w:ind w:left="340"/>
+        <w:pStyle w:val="ListBullet"/>
       </w:pPr>
       <w:r>
         <w:rPr>
-          <w:color w:val="1F3864"/>
-          <w:sz w:val="21"/>
-        </w:rPr>
-        <w:t xml:space="preserve">• </w:t>
-      </w:r>
-      <w:r>
-        <w:rPr>
           <w:b/>
-          <w:sz w:val="21"/>
         </w:rPr>
         <w:t>系列21-25（补充系列设计稿预留）</w:t>
       </w:r>
       <w:r>
         <w:rPr>
-          <w:sz w:val="21"/>
+          <w:b w:val="0"/>
         </w:rPr>
         <w:t>：小问答经讲记全套、破妄显真21讲、四预流支16讲等 id 已随设计稿并入禁用清单，本系列不使用。</w:t>
       </w:r>
     </w:p>
     <w:p>
       <w:pPr>
-        <w:ind w:left="340"/>
+        <w:pStyle w:val="ListBullet"/>
       </w:pPr>
       <w:r>
         <w:rPr>
-          <w:color w:val="1F3864"/>
-          <w:sz w:val="21"/>
-        </w:rPr>
-        <w:t xml:space="preserve">• </w:t>
-      </w:r>
-      <w:r>
-        <w:rPr>
           <w:b/>
-          <w:sz w:val="21"/>
         </w:rPr>
         <w:t>同讲次多版本边界</w:t>
       </w:r>
       <w:r>
         <w:rPr>
-          <w:sz w:val="21"/>
+          <w:b w:val="0"/>
         </w:rPr>
         <w:t>（照录中互相注明，不构成查重冲突）：《转正法轮》08线用PDF版→本系列 W1 用Word版；171/172讲06线用共修版＋Word→本系列 W6 用172讲应用版；止观前行实修营5：05线用普通版→本系列 W6 用共修版；91/92讲：共修版PDF已用→本系列 W4 用音声。</w:t>
       </w:r>
     </w:p>
     <w:p>
-      <w:pPr>
-        <w:spacing w:before="160" w:after="80"/>
-      </w:pPr>
       <w:r>
         <w:rPr>
-          <w:rFonts w:ascii="Microsoft YaHei" w:hAnsi="Microsoft YaHei" w:eastAsia="Microsoft YaHei"/>
           <w:b/>
           <w:color w:val="1F3864"/>
-          <w:sz w:val="28"/>
+          <w:sz w:val="26"/>
         </w:rPr>
         <w:t>九、出勤与人数建议</w:t>
       </w:r>
     </w:p>
     <w:p>
       <w:pPr>
-        <w:ind w:left="340"/>
+        <w:pStyle w:val="ListBullet"/>
       </w:pPr>
       <w:r>
         <w:rPr>
-          <w:color w:val="1F3864"/>
-          <w:sz w:val="21"/>
-        </w:rPr>
-        <w:t xml:space="preserve">• </w:t>
-      </w:r>
-      <w:r>
-        <w:rPr>
-          <w:sz w:val="21"/>
+          <w:b w:val="0"/>
         </w:rPr>
         <w:t>6-12人为宜；8人以上时第一轮分享改为"每人一句话"。</w:t>
       </w:r>
     </w:p>
     <w:p>
       <w:pPr>
-        <w:ind w:left="340"/>
+        <w:pStyle w:val="ListBullet"/>
       </w:pPr>
       <w:r>
         <w:rPr>
-          <w:color w:val="1F3864"/>
-          <w:sz w:val="21"/>
-        </w:rPr>
-        <w:t xml:space="preserve">• </w:t>
-      </w:r>
-      <w:r>
-        <w:rPr>
-          <w:sz w:val="21"/>
+          <w:b w:val="0"/>
         </w:rPr>
         <w:t>缺席不补课制：缺席者拿资料包自学即可，回组时不必"补分享"——降低门槛，长期才有生命力。</w:t>
       </w:r>
     </w:p>
     <w:p>
       <w:pPr>
-        <w:ind w:left="340"/>
+        <w:pStyle w:val="ListBullet"/>
       </w:pPr>
       <w:r>
         <w:rPr>
-          <w:color w:val="1F3864"/>
-          <w:sz w:val="21"/>
-        </w:rPr>
-        <w:t xml:space="preserve">• </w:t>
-      </w:r>
-      <w:r>
-        <w:rPr>
-          <w:sz w:val="21"/>
+          <w:b w:val="0"/>
         </w:rPr>
         <w:t>新人随时可加入：每讲开头都有"本讲在讲什么"速览，不依赖前几周；主持人只需在新人第一次到场时，花一分钟讲"我们只读原文、只谈自己的体会"。</w:t>
       </w:r>
     </w:p>
     <w:p>
-      <w:pPr>
-        <w:spacing w:before="160" w:after="80"/>
-      </w:pPr>
       <w:r>
         <w:rPr>
-          <w:rFonts w:ascii="Microsoft YaHei" w:hAnsi="Microsoft YaHei" w:eastAsia="Microsoft YaHei"/>
           <w:b/>
           <w:color w:val="1F3864"/>
-          <w:sz w:val="28"/>
+          <w:sz w:val="26"/>
         </w:rPr>
         <w:t>十、资料使用与打开方式</w:t>
       </w:r>
     </w:p>
     <w:p>
       <w:pPr>
-        <w:ind w:left="340"/>
+        <w:pStyle w:val="ListNumber"/>
       </w:pPr>
       <w:r>
         <w:rPr>
-          <w:b/>
-          <w:sz w:val="21"/>
-        </w:rPr>
-        <w:t xml:space="preserve">1. </w:t>
-      </w:r>
-      <w:r>
-        <w:rPr>
-          <w:sz w:val="21"/>
+          <w:b w:val="0"/>
         </w:rPr>
         <w:t>每周两版文档：</w:t>
       </w:r>
       <w:r>
         <w:rPr>
           <w:b/>
-          <w:sz w:val="21"/>
         </w:rPr>
         <w:t>主持人版</w:t>
       </w:r>
       <w:r>
         <w:rPr>
-          <w:sz w:val="21"/>
+          <w:b w:val="0"/>
         </w:rPr>
         <w:t>（含速览／时间弹性／特别提醒）与</w:t>
       </w:r>
       <w:r>
         <w:rPr>
           <w:b/>
-          <w:sz w:val="21"/>
         </w:rPr>
         <w:t>学员版</w:t>
       </w:r>
       <w:r>
         <w:rPr>
-          <w:sz w:val="21"/>
+          <w:b w:val="0"/>
         </w:rPr>
         <w:t>（末尾附延伸阅读），共读原文两版逐字一致。</w:t>
       </w:r>
     </w:p>
     <w:p>
       <w:pPr>
-        <w:ind w:left="340"/>
+        <w:pStyle w:val="ListNumber"/>
       </w:pPr>
       <w:r>
         <w:rPr>
-          <w:b/>
-          <w:sz w:val="21"/>
-        </w:rPr>
-        <w:t xml:space="preserve">2. </w:t>
-      </w:r>
-      <w:r>
-        <w:rPr>
-          <w:sz w:val="21"/>
+          <w:b w:val="0"/>
         </w:rPr>
         <w:t>全部共读原文另汇编于</w:t>
       </w:r>
       <w:r>
         <w:rPr>
           <w:b/>
-          <w:sz w:val="21"/>
         </w:rPr>
         <w:t>《原文全集》</w:t>
       </w:r>
       <w:r>
         <w:rPr>
-          <w:sz w:val="21"/>
+          <w:b w:val="0"/>
         </w:rPr>
         <w:t>，按周编排，标注出处与 media_id。</w:t>
       </w:r>
     </w:p>
     <w:p>
       <w:pPr>
-        <w:ind w:left="340"/>
+        <w:pStyle w:val="ListNumber"/>
       </w:pPr>
       <w:r>
         <w:rPr>
           <w:b/>
-          <w:sz w:val="21"/>
-        </w:rPr>
-        <w:t xml:space="preserve">3. </w:t>
-      </w:r>
-      <w:r>
-        <w:rPr>
-          <w:b/>
-          <w:sz w:val="21"/>
         </w:rPr>
         <w:t>不设置任何外部链接，不提供任何临时链接</w:t>
       </w:r>
       <w:r>
         <w:rPr>
-          <w:sz w:val="21"/>
+          <w:b w:val="0"/>
         </w:rPr>
         <w:t>；需要核对原文出处时，按文中"打开方式"操作：打开 ima 知识库「古源尊者开示及上座部佛教资料」，按材料标题搜索，或以 media_id 定位资源即可。</w:t>
       </w:r>
     </w:p>
     <w:p>
       <w:pPr>
-        <w:ind w:left="340"/>
+        <w:pStyle w:val="ListNumber"/>
       </w:pPr>
       <w:r>
         <w:rPr>
-          <w:b/>
-          <w:sz w:val="21"/>
-        </w:rPr>
-        <w:t xml:space="preserve">4. </w:t>
-      </w:r>
-      <w:r>
-        <w:rPr>
-          <w:sz w:val="21"/>
+          <w:b w:val="0"/>
         </w:rPr>
         <w:t>音声类材料如需收听，同样在上述知识库内按标题检索；本资料包只标注出处，不搬运音频文件。</w:t>
       </w:r>
     </w:p>
     <w:p>
-      <w:pPr>
-        <w:spacing w:before="160" w:after="80"/>
-      </w:pPr>
       <w:r>
         <w:rPr>
-          <w:rFonts w:ascii="Microsoft YaHei" w:hAnsi="Microsoft YaHei" w:eastAsia="Microsoft YaHei"/>
           <w:b/>
           <w:color w:val="1F3864"/>
-          <w:sz w:val="28"/>
+          <w:sz w:val="26"/>
         </w:rPr>
         <w:t>十一、主持人开场前检查清单</w:t>
       </w:r>
     </w:p>
     <w:p>
       <w:pPr>
-        <w:ind w:left="340"/>
+        <w:pStyle w:val="ListBullet"/>
       </w:pPr>
       <w:r>
         <w:rPr>
-          <w:color w:val="1F3864"/>
-          <w:sz w:val="21"/>
-        </w:rPr>
-        <w:t xml:space="preserve">• </w:t>
-      </w:r>
-      <w:r>
-        <w:rPr>
-          <w:sz w:val="21"/>
+          <w:b w:val="0"/>
         </w:rPr>
         <w:t>☐ 当周主持人版已通读（⭐速览／特别提醒／时间弹性三块）</w:t>
       </w:r>
     </w:p>
     <w:p>
       <w:pPr>
-        <w:ind w:left="340"/>
+        <w:pStyle w:val="ListBullet"/>
       </w:pPr>
       <w:r>
         <w:rPr>
-          <w:color w:val="1F3864"/>
-          <w:sz w:val="21"/>
-        </w:rPr>
-        <w:t xml:space="preserve">• </w:t>
-      </w:r>
-      <w:r>
-        <w:rPr>
-          <w:sz w:val="21"/>
+          <w:b w:val="0"/>
         </w:rPr>
         <w:t>☐ 学员版已打印或已发给学员；共读材料段落序号与页码已核对</w:t>
       </w:r>
     </w:p>
     <w:p>
       <w:pPr>
-        <w:ind w:left="340"/>
+        <w:pStyle w:val="ListBullet"/>
       </w:pPr>
       <w:r>
         <w:rPr>
-          <w:color w:val="1F3864"/>
-          <w:sz w:val="21"/>
-        </w:rPr>
-        <w:t xml:space="preserve">• </w:t>
-      </w:r>
-      <w:r>
-        <w:rPr>
-          <w:sz w:val="21"/>
+          <w:b w:val="0"/>
         </w:rPr>
         <w:t>☐ 计时工具就位；静心开场引导语自己先默读一遍</w:t>
       </w:r>
     </w:p>
     <w:p>
       <w:pPr>
-        <w:ind w:left="340"/>
+        <w:pStyle w:val="ListBullet"/>
       </w:pPr>
       <w:r>
         <w:rPr>
-          <w:color w:val="1F3864"/>
-          <w:sz w:val="21"/>
-        </w:rPr>
-        <w:t xml:space="preserve">• </w:t>
-      </w:r>
-      <w:r>
-        <w:rPr>
-          <w:sz w:val="21"/>
+          <w:b w:val="0"/>
         </w:rPr>
         <w:t>☐ 本周心理安全条目（W3／W5／W7／W8对应周）过一遍</w:t>
       </w:r>
     </w:p>
     <w:p>
       <w:pPr>
-        <w:ind w:left="340"/>
+        <w:pStyle w:val="ListBullet"/>
       </w:pPr>
       <w:r>
         <w:rPr>
-          <w:color w:val="1F3864"/>
-          <w:sz w:val="21"/>
-        </w:rPr>
-        <w:t xml:space="preserve">• </w:t>
-      </w:r>
-      <w:r>
-        <w:rPr>
-          <w:sz w:val="21"/>
+          <w:b w:val="0"/>
         </w:rPr>
         <w:t>☐ 手机静音；收尾回向至少留足20分钟</w:t>
       </w:r>
     </w:p>
     <w:p>
-      <w:pPr>
-        <w:spacing w:before="160" w:after="80"/>
-      </w:pPr>
       <w:r>
         <w:rPr>
-          <w:rFonts w:ascii="Microsoft YaHei" w:hAnsi="Microsoft YaHei" w:eastAsia="Microsoft YaHei"/>
           <w:b/>
           <w:color w:val="1F3864"/>
-          <w:sz w:val="28"/>
+          <w:sz w:val="26"/>
         </w:rPr>
         <w:t>十二、常见问题（FAQ）</w:t>
       </w:r>
     </w:p>
     <w:p>
       <w:pPr>
-        <w:ind w:left="340"/>
+        <w:pStyle w:val="ListBullet"/>
       </w:pPr>
       <w:r>
         <w:rPr>
-          <w:color w:val="1F3864"/>
-          <w:sz w:val="21"/>
-        </w:rPr>
-        <w:t xml:space="preserve">• </w:t>
-      </w:r>
-      <w:r>
-        <w:rPr>
           <w:b/>
-          <w:sz w:val="21"/>
         </w:rPr>
         <w:t>Q：没有禅修基础，W7"正定"能参加吗？</w:t>
       </w:r>
       <w:r>
         <w:rPr>
-          <w:sz w:val="21"/>
+          <w:b w:val="0"/>
         </w:rPr>
         <w:t xml:space="preserve"> A：能。本讲从禅支与安止善巧的角度讲，是理解性共读＋零门槛练习；未体验禅相属正常，安止善巧是对未来修行的储备知识（详见 W7 特别提醒）。</w:t>
       </w:r>
     </w:p>
     <w:p>
       <w:pPr>
-        <w:ind w:left="340"/>
+        <w:pStyle w:val="ListBullet"/>
       </w:pPr>
       <w:r>
         <w:rPr>
-          <w:color w:val="1F3864"/>
-          <w:sz w:val="21"/>
-        </w:rPr>
-        <w:t xml:space="preserve">• </w:t>
-      </w:r>
-      <w:r>
-        <w:rPr>
           <w:b/>
-          <w:sz w:val="21"/>
         </w:rPr>
         <w:t>Q：W4 讲戒，会讲持戒的规矩和犯戒吗？</w:t>
       </w:r>
       <w:r>
         <w:rPr>
-          <w:sz w:val="21"/>
+          <w:b w:val="0"/>
         </w:rPr>
         <w:t xml:space="preserve"> A：不会展开戒条开遮持犯（归读书会04）；本讲从道支／离心所角度讲正语正业正命的特相、作用与层次。</w:t>
       </w:r>
     </w:p>
     <w:p>
       <w:pPr>
-        <w:ind w:left="340"/>
+        <w:pStyle w:val="ListBullet"/>
       </w:pPr>
       <w:r>
         <w:rPr>
-          <w:color w:val="1F3864"/>
-          <w:sz w:val="21"/>
-        </w:rPr>
-        <w:t xml:space="preserve">• </w:t>
-      </w:r>
-      <w:r>
-        <w:rPr>
           <w:b/>
-          <w:sz w:val="21"/>
         </w:rPr>
         <w:t>Q：W1 会讲涅槃吗？</w:t>
       </w:r>
       <w:r>
         <w:rPr>
-          <w:sz w:val="21"/>
+          <w:b w:val="0"/>
         </w:rPr>
         <w:t xml:space="preserve"> A：只一句带过，并注明"详见读书会09"；灭谛与道谛整体架构归读书会09。</w:t>
       </w:r>
     </w:p>
     <w:p>
       <w:pPr>
-        <w:ind w:left="340"/>
+        <w:pStyle w:val="ListBullet"/>
       </w:pPr>
       <w:r>
         <w:rPr>
-          <w:color w:val="1F3864"/>
-          <w:sz w:val="21"/>
-        </w:rPr>
-        <w:t xml:space="preserve">• </w:t>
-      </w:r>
-      <w:r>
-        <w:rPr>
           <w:b/>
-          <w:sz w:val="21"/>
         </w:rPr>
         <w:t>Q：作业必须完成并汇报吗？</w:t>
       </w:r>
       <w:r>
         <w:rPr>
-          <w:sz w:val="21"/>
+          <w:b w:val="0"/>
         </w:rPr>
         <w:t xml:space="preserve"> A：不必。作业是给自己看的自查方向，不检查、不收、不评比；下一次开场也不做作业讲评。</w:t>
       </w:r>
     </w:p>
     <w:p>
       <w:pPr>
-        <w:ind w:left="340"/>
+        <w:pStyle w:val="ListBullet"/>
       </w:pPr>
       <w:r>
         <w:rPr>
-          <w:color w:val="1F3864"/>
-          <w:sz w:val="21"/>
-        </w:rPr>
-        <w:t xml:space="preserve">• </w:t>
-      </w:r>
-      <w:r>
-        <w:rPr>
           <w:b/>
-          <w:sz w:val="21"/>
         </w:rPr>
         <w:t>Q：可以只参加其中几周吗？</w:t>
       </w:r>
       <w:r>
         <w:rPr>
-          <w:sz w:val="21"/>
+          <w:b w:val="0"/>
         </w:rPr>
         <w:t xml:space="preserve"> A：可以。每周相对独立，材料自成段落；不过八周连上才能看到"从总纲到上路"的完整线索。</w:t>
       </w:r>
     </w:p>
     <w:p>
       <w:pPr>
-        <w:spacing w:before="40" w:after="80"/>
-        <w:ind w:left="283"/>
-        <w:shd w:val="clear" w:color="auto" w:fill="EEF2F8"/>
+        <w:ind w:left="170"/>
         <w:pBdr>
-          <w:left w:val="single" w:sz="20" w:space="6" w:color="1F3864"/>
+          <w:left w:val="single" w:sz="18" w:space="4" w:color="1F3864"/>
         </w:pBdr>
+        <w:shd w:val="clear" w:fill="F2F5FA"/>
       </w:pPr>
       <w:r>
         <w:rPr>
-          <w:sz w:val="20"/>
+          <w:b w:val="0"/>
         </w:rPr>
         <w:t>愿这一期读书会平稳、温暖、如实。Sādhu！Sādhu！Sādhu！</w:t>
       </w:r>
@@ -3708,7 +3749,11 @@
       <w:pStyle w:val="Footer"/>
       <w:jc w:val="center"/>
     </w:pPr>
-    <w:fldSimple w:instr="PAGE"/>
+    <w:r>
+      <w:fldChar w:fldCharType="begin"/>
+      <w:instrText xml:space="preserve">PAGE</w:instrText>
+      <w:fldChar w:fldCharType="end"/>
+    </w:r>
   </w:p>
 </w:ftr>
 </file>
@@ -3722,10 +3767,10 @@
     </w:pPr>
     <w:r>
       <w:rPr>
-        <w:color w:val="808080"/>
+        <w:color w:val="1F3864"/>
         <w:sz w:val="16"/>
       </w:rPr>
-      <w:t>读书会10·主持人总指南（朗读优化版）</w:t>
+      <w:t>读书会10 · 主持人总指南 · 朗读优化版（4周版）</w:t>
     </w:r>
   </w:p>
 </w:hdr>
@@ -4094,11 +4139,8 @@
     <w:name w:val="Normal"/>
     <w:qFormat/>
     <w:rsid w:val="00FC693F"/>
-    <w:pPr>
-      <w:spacing w:line="324" w:lineRule="auto" w:after="60"/>
-    </w:pPr>
     <w:rPr>
-      <w:rFonts w:ascii="Microsoft YaHei" w:hAnsi="Microsoft YaHei" w:eastAsia="Microsoft YaHei"/>
+      <w:rFonts w:ascii="等线" w:hAnsi="等线" w:eastAsia="宋体"/>
       <w:sz w:val="21"/>
     </w:rPr>
   </w:style>
